--- a/勉強会提案書_結いのこころ.docx
+++ b/勉強会提案書_結いのこころ.docx
@@ -137,7 +137,7 @@
           <w:sz w:val="19"/>
           <w:szCs w:val="19"/>
         </w:rPr>
-        <w:t xml:space="preserve">介護の現場では、利用者さまを支える職員の皆さまご自身の生活基盤や、災害時の備えが事業継続の土台になります。医療・介護の現場経験とFPの知見を生かし、職員会議などの時間を使った</w:t>
+        <w:t xml:space="preserve">介護の現場では、利用者さまを支える職員の皆さまご自身の生活基盤の安定が、より良いケアと職員の定着の土台になります。医療・介護の現場経験とFPの知見を生かし、職員会議などの時間を使った</w:t>
       </w:r>
       <w:r>
         <w:rPr>
@@ -196,7 +196,7 @@
           <w:sz w:val="19"/>
           <w:szCs w:val="19"/>
         </w:rPr>
-        <w:t xml:space="preserve">法定研修の一部として活用可能：</w:t>
+        <w:t xml:space="preserve">職員研修の機会として活用可能：</w:t>
       </w:r>
       <w:r>
         <w:rPr>
@@ -204,7 +204,7 @@
           <w:sz w:val="19"/>
           <w:szCs w:val="19"/>
         </w:rPr>
-        <w:t xml:space="preserve">BCP（業務継続計画）の研修・訓練は介護事業所に義務付けられています。研修計画の一部に組み込めます</w:t>
+        <w:t xml:space="preserve">外部講師による研修として、研修計画や記録にも組み込めます</w:t>
       </w:r>
     </w:p>
     <w:p>
@@ -543,7 +543,7 @@
                 <w:sz w:val="19"/>
                 <w:szCs w:val="19"/>
               </w:rPr>
-              <w:t xml:space="preserve">災害に強い施設づくり：BCPと保険の基礎</w:t>
+              <w:t xml:space="preserve">介護職のためのお金の基礎講座</w:t>
             </w:r>
           </w:p>
         </w:tc>
@@ -576,7 +576,7 @@
                 <w:sz w:val="19"/>
                 <w:szCs w:val="19"/>
               </w:rPr>
-              <w:t xml:space="preserve">地震・水害時の初動、建物・設備・賠償の備えの点検ポイント</w:t>
+              <w:t xml:space="preserve">給与明細と社会保険、NISA・iDeCoの基本、もしもの時の公的保障</w:t>
             </w:r>
           </w:p>
         </w:tc>
@@ -609,7 +609,7 @@
                 <w:sz w:val="19"/>
                 <w:szCs w:val="19"/>
               </w:rPr>
-              <w:t xml:space="preserve">全職員・管理者</w:t>
+              <w:t xml:space="preserve">全職員</w:t>
             </w:r>
           </w:p>
         </w:tc>
@@ -677,7 +677,7 @@
                 <w:sz w:val="19"/>
                 <w:szCs w:val="19"/>
               </w:rPr>
-              <w:t xml:space="preserve">介護職のためのお金の基礎講座</w:t>
+              <w:t xml:space="preserve">認知症と家族のお金</w:t>
             </w:r>
           </w:p>
         </w:tc>
@@ -709,7 +709,7 @@
                 <w:sz w:val="19"/>
                 <w:szCs w:val="19"/>
               </w:rPr>
-              <w:t xml:space="preserve">給与明細と社会保険、NISA・iDeCoの基本、もしもの時の公的保障</w:t>
+              <w:t xml:space="preserve">資産凍結の仕組み、成年後見・任意後見・家族信託の違い</w:t>
             </w:r>
           </w:p>
         </w:tc>
@@ -741,7 +741,7 @@
                 <w:sz w:val="19"/>
                 <w:szCs w:val="19"/>
               </w:rPr>
-              <w:t xml:space="preserve">全職員</w:t>
+              <w:t xml:space="preserve">相談員・ケアマネジャー</w:t>
             </w:r>
           </w:p>
         </w:tc>
@@ -811,7 +811,7 @@
                 <w:sz w:val="19"/>
                 <w:szCs w:val="19"/>
               </w:rPr>
-              <w:t xml:space="preserve">認知症と家族のお金</w:t>
+              <w:t xml:space="preserve">親の介護とお金</w:t>
             </w:r>
           </w:p>
         </w:tc>
@@ -844,7 +844,7 @@
                 <w:sz w:val="19"/>
                 <w:szCs w:val="19"/>
               </w:rPr>
-              <w:t xml:space="preserve">資産凍結の仕組み、成年後見・任意後見・家族信託の違い</w:t>
+              <w:t xml:space="preserve">介護費用の目安の考え方、介護休業・公的制度の使い方</w:t>
             </w:r>
           </w:p>
         </w:tc>
@@ -858,138 +858,6 @@
               <w:right w:val="single" w:color="BFBFBF" w:sz="4"/>
             </w:tcBorders>
             <w:shd w:fill="F2F7FC" w:color="auto" w:val="clear"/>
-            <w:tcMar>
-              <w:top w:type="dxa" w:w="50"/>
-              <w:left w:type="dxa" w:w="100"/>
-              <w:bottom w:type="dxa" w:w="50"/>
-              <w:right w:type="dxa" w:w="100"/>
-            </w:tcMar>
-            <w:vAlign w:val="center"/>
-          </w:tcPr>
-          <w:p>
-            <w:pPr>
-              <w:spacing w:after="0"/>
-              <w:jc w:val="left"/>
-            </w:pPr>
-            <w:r>
-              <w:rPr>
-                <w:rFonts w:ascii="Yu Gothic" w:eastAsia="Yu Gothic" w:hAnsi="Yu Gothic"/>
-                <w:sz w:val="19"/>
-                <w:szCs w:val="19"/>
-              </w:rPr>
-              <w:t xml:space="preserve">相談員・ケアマネジャー</w:t>
-            </w:r>
-          </w:p>
-        </w:tc>
-      </w:tr>
-      <w:tr>
-        <w:tc>
-          <w:tcPr>
-            <w:tcW w:type="dxa" w:w="600"/>
-            <w:tcBorders>
-              <w:top w:val="single" w:color="BFBFBF" w:sz="4"/>
-              <w:left w:val="single" w:color="BFBFBF" w:sz="4"/>
-              <w:bottom w:val="single" w:color="BFBFBF" w:sz="4"/>
-              <w:right w:val="single" w:color="BFBFBF" w:sz="4"/>
-            </w:tcBorders>
-            <w:tcMar>
-              <w:top w:type="dxa" w:w="50"/>
-              <w:left w:type="dxa" w:w="100"/>
-              <w:bottom w:type="dxa" w:w="50"/>
-              <w:right w:type="dxa" w:w="100"/>
-            </w:tcMar>
-            <w:vAlign w:val="center"/>
-          </w:tcPr>
-          <w:p>
-            <w:pPr>
-              <w:spacing w:after="0"/>
-              <w:jc w:val="center"/>
-            </w:pPr>
-            <w:r>
-              <w:rPr>
-                <w:rFonts w:ascii="Yu Gothic" w:eastAsia="Yu Gothic" w:hAnsi="Yu Gothic"/>
-                <w:sz w:val="19"/>
-                <w:szCs w:val="19"/>
-              </w:rPr>
-              <w:t xml:space="preserve">4</w:t>
-            </w:r>
-          </w:p>
-        </w:tc>
-        <w:tc>
-          <w:tcPr>
-            <w:tcW w:type="dxa" w:w="3300"/>
-            <w:tcBorders>
-              <w:top w:val="single" w:color="BFBFBF" w:sz="4"/>
-              <w:left w:val="single" w:color="BFBFBF" w:sz="4"/>
-              <w:bottom w:val="single" w:color="BFBFBF" w:sz="4"/>
-              <w:right w:val="single" w:color="BFBFBF" w:sz="4"/>
-            </w:tcBorders>
-            <w:tcMar>
-              <w:top w:type="dxa" w:w="50"/>
-              <w:left w:type="dxa" w:w="100"/>
-              <w:bottom w:type="dxa" w:w="50"/>
-              <w:right w:type="dxa" w:w="100"/>
-            </w:tcMar>
-            <w:vAlign w:val="center"/>
-          </w:tcPr>
-          <w:p>
-            <w:pPr>
-              <w:spacing w:after="0"/>
-              <w:jc w:val="left"/>
-            </w:pPr>
-            <w:r>
-              <w:rPr>
-                <w:rFonts w:ascii="Yu Gothic" w:eastAsia="Yu Gothic" w:hAnsi="Yu Gothic"/>
-                <w:b/>
-                <w:bCs/>
-                <w:sz w:val="19"/>
-                <w:szCs w:val="19"/>
-              </w:rPr>
-              <w:t xml:space="preserve">親の介護とお金</w:t>
-            </w:r>
-          </w:p>
-        </w:tc>
-        <w:tc>
-          <w:tcPr>
-            <w:tcW w:type="dxa" w:w="4206"/>
-            <w:tcBorders>
-              <w:top w:val="single" w:color="BFBFBF" w:sz="4"/>
-              <w:left w:val="single" w:color="BFBFBF" w:sz="4"/>
-              <w:bottom w:val="single" w:color="BFBFBF" w:sz="4"/>
-              <w:right w:val="single" w:color="BFBFBF" w:sz="4"/>
-            </w:tcBorders>
-            <w:tcMar>
-              <w:top w:type="dxa" w:w="50"/>
-              <w:left w:type="dxa" w:w="100"/>
-              <w:bottom w:type="dxa" w:w="50"/>
-              <w:right w:type="dxa" w:w="100"/>
-            </w:tcMar>
-            <w:vAlign w:val="center"/>
-          </w:tcPr>
-          <w:p>
-            <w:pPr>
-              <w:spacing w:after="0"/>
-              <w:jc w:val="left"/>
-            </w:pPr>
-            <w:r>
-              <w:rPr>
-                <w:rFonts w:ascii="Yu Gothic" w:eastAsia="Yu Gothic" w:hAnsi="Yu Gothic"/>
-                <w:sz w:val="19"/>
-                <w:szCs w:val="19"/>
-              </w:rPr>
-              <w:t xml:space="preserve">介護費用の目安の考え方、介護休業・公的制度の使い方</w:t>
-            </w:r>
-          </w:p>
-        </w:tc>
-        <w:tc>
-          <w:tcPr>
-            <w:tcW w:type="dxa" w:w="2100"/>
-            <w:tcBorders>
-              <w:top w:val="single" w:color="BFBFBF" w:sz="4"/>
-              <w:left w:val="single" w:color="BFBFBF" w:sz="4"/>
-              <w:bottom w:val="single" w:color="BFBFBF" w:sz="4"/>
-              <w:right w:val="single" w:color="BFBFBF" w:sz="4"/>
-            </w:tcBorders>
             <w:tcMar>
               <w:top w:type="dxa" w:w="50"/>
               <w:left w:type="dxa" w:w="100"/>
@@ -1217,7 +1085,7 @@
                 <w:sz w:val="19"/>
                 <w:szCs w:val="19"/>
               </w:rPr>
-              <w:t xml:space="preserve">受講者用レジュメ、研修記録用の実施報告書（施設控え）</w:t>
+              <w:t xml:space="preserve">受講者用レジュメ、実施報告書（施設控え）</w:t>
             </w:r>
           </w:p>
         </w:tc>

--- a/勉強会提案書_結いのこころ.docx
+++ b/勉強会提案書_結いのこころ.docx
@@ -45,7 +45,7 @@
     </w:p>
     <w:p>
       <w:pPr>
-        <w:spacing w:after="0"/>
+        <w:spacing w:after="80"/>
         <w:jc w:val="right"/>
       </w:pPr>
       <w:r>
@@ -57,21 +57,6 @@
           <w:szCs w:val="19"/>
         </w:rPr>
         <w:t xml:space="preserve">【ご提案者】【氏名】</w:t>
-      </w:r>
-    </w:p>
-    <w:p>
-      <w:pPr>
-        <w:spacing w:after="120"/>
-        <w:jc w:val="right"/>
-      </w:pPr>
-      <w:r>
-        <w:rPr>
-          <w:rFonts w:ascii="Yu Gothic" w:eastAsia="Yu Gothic" w:hAnsi="Yu Gothic"/>
-          <w:color w:val="595959"/>
-          <w:sz w:val="17"/>
-          <w:szCs w:val="17"/>
-        </w:rPr>
-        <w:t xml:space="preserve">ファイナンシャルプランナー（看護師・保健師・介護支援専門員）</w:t>
       </w:r>
     </w:p>
     <w:p>
@@ -113,7 +98,7 @@
           <w:bottom w:val="single" w:color="BFBFBF" w:sz="4" w:space="2"/>
           <w:left w:val="single" w:color="1F4E79" w:sz="24" w:space="6"/>
         </w:pBdr>
-        <w:spacing w:after="60" w:before="140"/>
+        <w:spacing w:after="50" w:before="100"/>
       </w:pPr>
       <w:r>
         <w:rPr>
@@ -165,7 +150,7 @@
           <w:bottom w:val="single" w:color="BFBFBF" w:sz="4" w:space="2"/>
           <w:left w:val="single" w:color="1F4E79" w:sz="24" w:space="6"/>
         </w:pBdr>
-        <w:spacing w:after="60" w:before="140"/>
+        <w:spacing w:after="50" w:before="100"/>
       </w:pPr>
       <w:r>
         <w:rPr>
@@ -297,7 +282,7 @@
           <w:bottom w:val="single" w:color="BFBFBF" w:sz="4" w:space="2"/>
           <w:left w:val="single" w:color="1F4E79" w:sz="24" w:space="6"/>
         </w:pBdr>
-        <w:spacing w:after="60" w:before="140"/>
+        <w:spacing w:after="50" w:before="100"/>
       </w:pPr>
       <w:r>
         <w:rPr>
@@ -1227,7 +1212,7 @@
           <w:bottom w:val="single" w:color="BFBFBF" w:sz="4" w:space="2"/>
           <w:left w:val="single" w:color="1F4E79" w:sz="24" w:space="6"/>
         </w:pBdr>
-        <w:spacing w:after="60" w:before="140"/>
+        <w:spacing w:after="50" w:before="100"/>
       </w:pPr>
       <w:r>
         <w:rPr>
@@ -1238,6 +1223,547 @@
           <w:sz w:val="22"/>
           <w:szCs w:val="22"/>
         </w:rPr>
+        <w:t xml:space="preserve">講師プロフィール</w:t>
+      </w:r>
+    </w:p>
+    <w:tbl>
+      <w:tblPr>
+        <w:tblW w:type="dxa" w:w="10206"/>
+        <w:tblBorders>
+          <w:top w:val="single" w:color="auto" w:sz="4"/>
+          <w:left w:val="single" w:color="auto" w:sz="4"/>
+          <w:bottom w:val="single" w:color="auto" w:sz="4"/>
+          <w:right w:val="single" w:color="auto" w:sz="4"/>
+          <w:insideH w:val="single" w:color="auto" w:sz="4"/>
+          <w:insideV w:val="single" w:color="auto" w:sz="4"/>
+        </w:tblBorders>
+      </w:tblPr>
+      <w:tblGrid>
+        <w:gridCol w:w="1600"/>
+        <w:gridCol w:w="1300"/>
+        <w:gridCol w:w="7306"/>
+      </w:tblGrid>
+      <w:tr>
+        <w:tc>
+          <w:tcPr>
+            <w:tcW w:type="dxa" w:w="1600"/>
+            <w:vMerge w:val="restart"/>
+            <w:tcBorders>
+              <w:top w:val="single" w:color="BFBFBF" w:sz="4"/>
+              <w:left w:val="single" w:color="BFBFBF" w:sz="4"/>
+              <w:bottom w:val="single" w:color="BFBFBF" w:sz="4"/>
+              <w:right w:val="single" w:color="BFBFBF" w:sz="4"/>
+            </w:tcBorders>
+            <w:shd w:fill="F2F2F2" w:color="auto" w:val="clear"/>
+            <w:tcMar>
+              <w:top w:type="dxa" w:w="40"/>
+              <w:left w:type="dxa" w:w="100"/>
+              <w:bottom w:type="dxa" w:w="40"/>
+              <w:right w:type="dxa" w:w="100"/>
+            </w:tcMar>
+            <w:vAlign w:val="center"/>
+          </w:tcPr>
+          <w:p>
+            <w:pPr>
+              <w:spacing w:after="0" w:line="260"/>
+              <w:jc w:val="center"/>
+            </w:pPr>
+            <w:r>
+              <w:rPr>
+                <w:rFonts w:ascii="Yu Gothic" w:eastAsia="Yu Gothic" w:hAnsi="Yu Gothic"/>
+                <w:color w:val="595959"/>
+                <w:sz w:val="18"/>
+                <w:szCs w:val="18"/>
+              </w:rPr>
+              <w:t xml:space="preserve">写真</w:t>
+            </w:r>
+          </w:p>
+        </w:tc>
+        <w:tc>
+          <w:tcPr>
+            <w:tcW w:type="dxa" w:w="8606"/>
+            <w:gridSpan w:val="2"/>
+            <w:tcBorders>
+              <w:top w:val="single" w:color="BFBFBF" w:sz="4"/>
+              <w:left w:val="single" w:color="BFBFBF" w:sz="4"/>
+              <w:bottom w:val="single" w:color="BFBFBF" w:sz="4"/>
+              <w:right w:val="single" w:color="BFBFBF" w:sz="4"/>
+            </w:tcBorders>
+            <w:shd w:fill="DEEAF6" w:color="auto" w:val="clear"/>
+            <w:tcMar>
+              <w:top w:type="dxa" w:w="40"/>
+              <w:left w:type="dxa" w:w="100"/>
+              <w:bottom w:type="dxa" w:w="40"/>
+              <w:right w:type="dxa" w:w="100"/>
+            </w:tcMar>
+            <w:vAlign w:val="center"/>
+          </w:tcPr>
+          <w:p>
+            <w:pPr>
+              <w:spacing w:after="0" w:line="260"/>
+            </w:pPr>
+            <w:r>
+              <w:rPr>
+                <w:rFonts w:ascii="Yu Gothic" w:eastAsia="Yu Gothic" w:hAnsi="Yu Gothic"/>
+                <w:b/>
+                <w:bCs/>
+                <w:sz w:val="22"/>
+                <w:szCs w:val="22"/>
+              </w:rPr>
+              <w:t xml:space="preserve">【氏名】</w:t>
+            </w:r>
+            <w:r>
+              <w:rPr>
+                <w:rFonts w:ascii="Yu Gothic" w:eastAsia="Yu Gothic" w:hAnsi="Yu Gothic"/>
+                <w:color w:val="595959"/>
+                <w:sz w:val="18"/>
+                <w:szCs w:val="18"/>
+              </w:rPr>
+              <w:t xml:space="preserve">　ファイナンシャルプランナー</w:t>
+            </w:r>
+          </w:p>
+        </w:tc>
+      </w:tr>
+      <w:tr>
+        <w:tc>
+          <w:tcPr>
+            <w:vMerge w:val="continue"/>
+            <w:tcBorders>
+              <w:top w:val="single" w:color="BFBFBF" w:sz="4"/>
+              <w:left w:val="single" w:color="BFBFBF" w:sz="4"/>
+              <w:bottom w:val="single" w:color="BFBFBF" w:sz="4"/>
+              <w:right w:val="single" w:color="BFBFBF" w:sz="4"/>
+            </w:tcBorders>
+          </w:tcPr>
+          <w:p/>
+        </w:tc>
+        <w:tc>
+          <w:tcPr>
+            <w:tcW w:type="dxa" w:w="1300"/>
+            <w:tcBorders>
+              <w:top w:val="single" w:color="BFBFBF" w:sz="4"/>
+              <w:left w:val="single" w:color="BFBFBF" w:sz="4"/>
+              <w:bottom w:val="single" w:color="BFBFBF" w:sz="4"/>
+              <w:right w:val="single" w:color="BFBFBF" w:sz="4"/>
+            </w:tcBorders>
+            <w:tcMar>
+              <w:top w:type="dxa" w:w="40"/>
+              <w:left w:type="dxa" w:w="100"/>
+              <w:bottom w:type="dxa" w:w="40"/>
+              <w:right w:type="dxa" w:w="100"/>
+            </w:tcMar>
+            <w:vAlign w:val="center"/>
+          </w:tcPr>
+          <w:p>
+            <w:pPr>
+              <w:spacing w:after="0" w:line="260"/>
+            </w:pPr>
+            <w:r>
+              <w:rPr>
+                <w:rFonts w:ascii="Yu Gothic" w:eastAsia="Yu Gothic" w:hAnsi="Yu Gothic"/>
+                <w:b/>
+                <w:bCs/>
+                <w:color w:val="1F4E79"/>
+                <w:sz w:val="18"/>
+                <w:szCs w:val="18"/>
+              </w:rPr>
+              <w:t xml:space="preserve">保有資格</w:t>
+            </w:r>
+          </w:p>
+        </w:tc>
+        <w:tc>
+          <w:tcPr>
+            <w:tcW w:type="dxa" w:w="7306"/>
+            <w:tcBorders>
+              <w:top w:val="single" w:color="BFBFBF" w:sz="4"/>
+              <w:left w:val="single" w:color="BFBFBF" w:sz="4"/>
+              <w:bottom w:val="single" w:color="BFBFBF" w:sz="4"/>
+              <w:right w:val="single" w:color="BFBFBF" w:sz="4"/>
+            </w:tcBorders>
+            <w:tcMar>
+              <w:top w:type="dxa" w:w="40"/>
+              <w:left w:type="dxa" w:w="100"/>
+              <w:bottom w:type="dxa" w:w="40"/>
+              <w:right w:type="dxa" w:w="100"/>
+            </w:tcMar>
+            <w:vAlign w:val="center"/>
+          </w:tcPr>
+          <w:p>
+            <w:pPr>
+              <w:spacing w:after="0" w:line="260"/>
+            </w:pPr>
+            <w:r>
+              <w:rPr>
+                <w:rFonts w:ascii="Yu Gothic" w:eastAsia="Yu Gothic" w:hAnsi="Yu Gothic"/>
+                <w:sz w:val="18"/>
+                <w:szCs w:val="18"/>
+              </w:rPr>
+              <w:t xml:space="preserve">看護師／保健師／介護支援専門員（ケアマネジャー）／ファイナンシャルプランナー</w:t>
+            </w:r>
+            <w:r>
+              <w:rPr>
+                <w:rFonts w:ascii="Yu Gothic" w:eastAsia="Yu Gothic" w:hAnsi="Yu Gothic"/>
+                <w:color w:val="595959"/>
+                <w:sz w:val="18"/>
+                <w:szCs w:val="18"/>
+              </w:rPr>
+              <w:t xml:space="preserve">【FP資格名・級】</w:t>
+            </w:r>
+          </w:p>
+        </w:tc>
+      </w:tr>
+      <w:tr>
+        <w:tc>
+          <w:tcPr>
+            <w:vMerge w:val="continue"/>
+            <w:tcBorders>
+              <w:top w:val="single" w:color="BFBFBF" w:sz="4"/>
+              <w:left w:val="single" w:color="BFBFBF" w:sz="4"/>
+              <w:bottom w:val="single" w:color="BFBFBF" w:sz="4"/>
+              <w:right w:val="single" w:color="BFBFBF" w:sz="4"/>
+            </w:tcBorders>
+          </w:tcPr>
+          <w:p/>
+        </w:tc>
+        <w:tc>
+          <w:tcPr>
+            <w:tcW w:type="dxa" w:w="1300"/>
+            <w:tcBorders>
+              <w:top w:val="single" w:color="BFBFBF" w:sz="4"/>
+              <w:left w:val="single" w:color="BFBFBF" w:sz="4"/>
+              <w:bottom w:val="single" w:color="BFBFBF" w:sz="4"/>
+              <w:right w:val="single" w:color="BFBFBF" w:sz="4"/>
+            </w:tcBorders>
+            <w:tcMar>
+              <w:top w:type="dxa" w:w="40"/>
+              <w:left w:type="dxa" w:w="100"/>
+              <w:bottom w:type="dxa" w:w="40"/>
+              <w:right w:type="dxa" w:w="100"/>
+            </w:tcMar>
+            <w:vAlign w:val="center"/>
+          </w:tcPr>
+          <w:p>
+            <w:pPr>
+              <w:spacing w:after="0" w:line="260"/>
+            </w:pPr>
+            <w:r>
+              <w:rPr>
+                <w:rFonts w:ascii="Yu Gothic" w:eastAsia="Yu Gothic" w:hAnsi="Yu Gothic"/>
+                <w:b/>
+                <w:bCs/>
+                <w:color w:val="1F4E79"/>
+                <w:sz w:val="18"/>
+                <w:szCs w:val="18"/>
+              </w:rPr>
+              <w:t xml:space="preserve">経歴</w:t>
+            </w:r>
+          </w:p>
+        </w:tc>
+        <w:tc>
+          <w:tcPr>
+            <w:tcW w:type="dxa" w:w="7306"/>
+            <w:tcBorders>
+              <w:top w:val="single" w:color="BFBFBF" w:sz="4"/>
+              <w:left w:val="single" w:color="BFBFBF" w:sz="4"/>
+              <w:bottom w:val="single" w:color="BFBFBF" w:sz="4"/>
+              <w:right w:val="single" w:color="BFBFBF" w:sz="4"/>
+            </w:tcBorders>
+            <w:tcMar>
+              <w:top w:type="dxa" w:w="40"/>
+              <w:left w:type="dxa" w:w="100"/>
+              <w:bottom w:type="dxa" w:w="40"/>
+              <w:right w:type="dxa" w:w="100"/>
+            </w:tcMar>
+            <w:vAlign w:val="center"/>
+          </w:tcPr>
+          <w:p>
+            <w:pPr>
+              <w:spacing w:after="0" w:line="260"/>
+            </w:pPr>
+            <w:r>
+              <w:rPr>
+                <w:rFonts w:ascii="Yu Gothic" w:eastAsia="Yu Gothic" w:hAnsi="Yu Gothic"/>
+                <w:sz w:val="18"/>
+                <w:szCs w:val="18"/>
+              </w:rPr>
+              <w:t xml:space="preserve">看護師・保健師・ケアマネジャーとして医療・介護の現場に従事</w:t>
+            </w:r>
+            <w:r>
+              <w:rPr>
+                <w:rFonts w:ascii="Yu Gothic" w:eastAsia="Yu Gothic" w:hAnsi="Yu Gothic"/>
+                <w:color w:val="595959"/>
+                <w:sz w:val="18"/>
+                <w:szCs w:val="18"/>
+              </w:rPr>
+              <w:t xml:space="preserve">【分野・年数】</w:t>
+            </w:r>
+            <w:r>
+              <w:rPr>
+                <w:rFonts w:ascii="Yu Gothic" w:eastAsia="Yu Gothic" w:hAnsi="Yu Gothic"/>
+                <w:sz w:val="18"/>
+                <w:szCs w:val="18"/>
+              </w:rPr>
+              <w:t xml:space="preserve">。現在は生命保険・損害保険・金融商品仲介業（IFA）として、個人・法人のライフプランニングを支援</w:t>
+            </w:r>
+          </w:p>
+        </w:tc>
+      </w:tr>
+      <w:tr>
+        <w:tc>
+          <w:tcPr>
+            <w:vMerge w:val="continue"/>
+            <w:tcBorders>
+              <w:top w:val="single" w:color="BFBFBF" w:sz="4"/>
+              <w:left w:val="single" w:color="BFBFBF" w:sz="4"/>
+              <w:bottom w:val="single" w:color="BFBFBF" w:sz="4"/>
+              <w:right w:val="single" w:color="BFBFBF" w:sz="4"/>
+            </w:tcBorders>
+          </w:tcPr>
+          <w:p/>
+        </w:tc>
+        <w:tc>
+          <w:tcPr>
+            <w:tcW w:type="dxa" w:w="1300"/>
+            <w:tcBorders>
+              <w:top w:val="single" w:color="BFBFBF" w:sz="4"/>
+              <w:left w:val="single" w:color="BFBFBF" w:sz="4"/>
+              <w:bottom w:val="single" w:color="BFBFBF" w:sz="4"/>
+              <w:right w:val="single" w:color="BFBFBF" w:sz="4"/>
+            </w:tcBorders>
+            <w:tcMar>
+              <w:top w:type="dxa" w:w="40"/>
+              <w:left w:type="dxa" w:w="100"/>
+              <w:bottom w:type="dxa" w:w="40"/>
+              <w:right w:type="dxa" w:w="100"/>
+            </w:tcMar>
+            <w:vAlign w:val="center"/>
+          </w:tcPr>
+          <w:p>
+            <w:pPr>
+              <w:spacing w:after="0" w:line="260"/>
+            </w:pPr>
+            <w:r>
+              <w:rPr>
+                <w:rFonts w:ascii="Yu Gothic" w:eastAsia="Yu Gothic" w:hAnsi="Yu Gothic"/>
+                <w:b/>
+                <w:bCs/>
+                <w:color w:val="1F4E79"/>
+                <w:sz w:val="18"/>
+                <w:szCs w:val="18"/>
+              </w:rPr>
+              <w:t xml:space="preserve">専門分野</w:t>
+            </w:r>
+          </w:p>
+        </w:tc>
+        <w:tc>
+          <w:tcPr>
+            <w:tcW w:type="dxa" w:w="7306"/>
+            <w:tcBorders>
+              <w:top w:val="single" w:color="BFBFBF" w:sz="4"/>
+              <w:left w:val="single" w:color="BFBFBF" w:sz="4"/>
+              <w:bottom w:val="single" w:color="BFBFBF" w:sz="4"/>
+              <w:right w:val="single" w:color="BFBFBF" w:sz="4"/>
+            </w:tcBorders>
+            <w:tcMar>
+              <w:top w:type="dxa" w:w="40"/>
+              <w:left w:type="dxa" w:w="100"/>
+              <w:bottom w:type="dxa" w:w="40"/>
+              <w:right w:type="dxa" w:w="100"/>
+            </w:tcMar>
+            <w:vAlign w:val="center"/>
+          </w:tcPr>
+          <w:p>
+            <w:pPr>
+              <w:spacing w:after="0" w:line="260"/>
+            </w:pPr>
+            <w:r>
+              <w:rPr>
+                <w:rFonts w:ascii="Yu Gothic" w:eastAsia="Yu Gothic" w:hAnsi="Yu Gothic"/>
+                <w:sz w:val="18"/>
+                <w:szCs w:val="18"/>
+              </w:rPr>
+              <w:t xml:space="preserve">医療・介護とお金、社会保障制度、ライフプランニング、保険・資産形成</w:t>
+            </w:r>
+          </w:p>
+        </w:tc>
+      </w:tr>
+      <w:tr>
+        <w:tc>
+          <w:tcPr>
+            <w:vMerge w:val="continue"/>
+            <w:tcBorders>
+              <w:top w:val="single" w:color="BFBFBF" w:sz="4"/>
+              <w:left w:val="single" w:color="BFBFBF" w:sz="4"/>
+              <w:bottom w:val="single" w:color="BFBFBF" w:sz="4"/>
+              <w:right w:val="single" w:color="BFBFBF" w:sz="4"/>
+            </w:tcBorders>
+          </w:tcPr>
+          <w:p/>
+        </w:tc>
+        <w:tc>
+          <w:tcPr>
+            <w:tcW w:type="dxa" w:w="1300"/>
+            <w:tcBorders>
+              <w:top w:val="single" w:color="BFBFBF" w:sz="4"/>
+              <w:left w:val="single" w:color="BFBFBF" w:sz="4"/>
+              <w:bottom w:val="single" w:color="BFBFBF" w:sz="4"/>
+              <w:right w:val="single" w:color="BFBFBF" w:sz="4"/>
+            </w:tcBorders>
+            <w:tcMar>
+              <w:top w:type="dxa" w:w="40"/>
+              <w:left w:type="dxa" w:w="100"/>
+              <w:bottom w:type="dxa" w:w="40"/>
+              <w:right w:type="dxa" w:w="100"/>
+            </w:tcMar>
+            <w:vAlign w:val="center"/>
+          </w:tcPr>
+          <w:p>
+            <w:pPr>
+              <w:spacing w:after="0" w:line="260"/>
+            </w:pPr>
+            <w:r>
+              <w:rPr>
+                <w:rFonts w:ascii="Yu Gothic" w:eastAsia="Yu Gothic" w:hAnsi="Yu Gothic"/>
+                <w:b/>
+                <w:bCs/>
+                <w:color w:val="1F4E79"/>
+                <w:sz w:val="18"/>
+                <w:szCs w:val="18"/>
+              </w:rPr>
+              <w:t xml:space="preserve">講師実績</w:t>
+            </w:r>
+          </w:p>
+        </w:tc>
+        <w:tc>
+          <w:tcPr>
+            <w:tcW w:type="dxa" w:w="7306"/>
+            <w:tcBorders>
+              <w:top w:val="single" w:color="BFBFBF" w:sz="4"/>
+              <w:left w:val="single" w:color="BFBFBF" w:sz="4"/>
+              <w:bottom w:val="single" w:color="BFBFBF" w:sz="4"/>
+              <w:right w:val="single" w:color="BFBFBF" w:sz="4"/>
+            </w:tcBorders>
+            <w:tcMar>
+              <w:top w:type="dxa" w:w="40"/>
+              <w:left w:type="dxa" w:w="100"/>
+              <w:bottom w:type="dxa" w:w="40"/>
+              <w:right w:type="dxa" w:w="100"/>
+            </w:tcMar>
+            <w:vAlign w:val="center"/>
+          </w:tcPr>
+          <w:p>
+            <w:pPr>
+              <w:spacing w:after="0" w:line="260"/>
+            </w:pPr>
+            <w:r>
+              <w:rPr>
+                <w:rFonts w:ascii="Yu Gothic" w:eastAsia="Yu Gothic" w:hAnsi="Yu Gothic"/>
+                <w:color w:val="595959"/>
+                <w:sz w:val="18"/>
+                <w:szCs w:val="18"/>
+              </w:rPr>
+              <w:t xml:space="preserve">【セミナー・研修の実績】</w:t>
+            </w:r>
+          </w:p>
+        </w:tc>
+      </w:tr>
+      <w:tr>
+        <w:tc>
+          <w:tcPr>
+            <w:vMerge w:val="continue"/>
+            <w:tcBorders>
+              <w:top w:val="single" w:color="BFBFBF" w:sz="4"/>
+              <w:left w:val="single" w:color="BFBFBF" w:sz="4"/>
+              <w:bottom w:val="single" w:color="BFBFBF" w:sz="4"/>
+              <w:right w:val="single" w:color="BFBFBF" w:sz="4"/>
+            </w:tcBorders>
+          </w:tcPr>
+          <w:p/>
+        </w:tc>
+        <w:tc>
+          <w:tcPr>
+            <w:tcW w:type="dxa" w:w="1300"/>
+            <w:tcBorders>
+              <w:top w:val="single" w:color="BFBFBF" w:sz="4"/>
+              <w:left w:val="single" w:color="BFBFBF" w:sz="4"/>
+              <w:bottom w:val="single" w:color="BFBFBF" w:sz="4"/>
+              <w:right w:val="single" w:color="BFBFBF" w:sz="4"/>
+            </w:tcBorders>
+            <w:tcMar>
+              <w:top w:type="dxa" w:w="40"/>
+              <w:left w:type="dxa" w:w="100"/>
+              <w:bottom w:type="dxa" w:w="40"/>
+              <w:right w:type="dxa" w:w="100"/>
+            </w:tcMar>
+            <w:vAlign w:val="center"/>
+          </w:tcPr>
+          <w:p>
+            <w:pPr>
+              <w:spacing w:after="0" w:line="260"/>
+            </w:pPr>
+            <w:r>
+              <w:rPr>
+                <w:rFonts w:ascii="Yu Gothic" w:eastAsia="Yu Gothic" w:hAnsi="Yu Gothic"/>
+                <w:b/>
+                <w:bCs/>
+                <w:color w:val="1F4E79"/>
+                <w:sz w:val="18"/>
+                <w:szCs w:val="18"/>
+              </w:rPr>
+              <w:t xml:space="preserve">メッセージ</w:t>
+            </w:r>
+          </w:p>
+        </w:tc>
+        <w:tc>
+          <w:tcPr>
+            <w:tcW w:type="dxa" w:w="7306"/>
+            <w:tcBorders>
+              <w:top w:val="single" w:color="BFBFBF" w:sz="4"/>
+              <w:left w:val="single" w:color="BFBFBF" w:sz="4"/>
+              <w:bottom w:val="single" w:color="BFBFBF" w:sz="4"/>
+              <w:right w:val="single" w:color="BFBFBF" w:sz="4"/>
+            </w:tcBorders>
+            <w:tcMar>
+              <w:top w:type="dxa" w:w="40"/>
+              <w:left w:type="dxa" w:w="100"/>
+              <w:bottom w:type="dxa" w:w="40"/>
+              <w:right w:type="dxa" w:w="100"/>
+            </w:tcMar>
+            <w:vAlign w:val="center"/>
+          </w:tcPr>
+          <w:p>
+            <w:pPr>
+              <w:spacing w:after="0" w:line="260"/>
+            </w:pPr>
+            <w:r>
+              <w:rPr>
+                <w:rFonts w:ascii="Yu Gothic" w:eastAsia="Yu Gothic" w:hAnsi="Yu Gothic"/>
+                <w:sz w:val="18"/>
+                <w:szCs w:val="18"/>
+              </w:rPr>
+              <w:t xml:space="preserve">「現場の言葉で、お金と備えをわかりやすく」。看護・介護の現場を知る立場から、職員の皆さまとご家族の暮らしの安心づくりをお手伝いします。</w:t>
+            </w:r>
+          </w:p>
+        </w:tc>
+      </w:tr>
+    </w:tbl>
+    <w:p>
+      <w:pPr>
+        <w:pBdr>
+          <w:bottom w:val="single" w:color="BFBFBF" w:sz="4" w:space="2"/>
+          <w:left w:val="single" w:color="1F4E79" w:sz="24" w:space="6"/>
+        </w:pBdr>
+        <w:spacing w:after="50" w:before="100"/>
+      </w:pPr>
+      <w:r>
+        <w:rPr>
+          <w:rFonts w:ascii="Yu Gothic" w:eastAsia="Yu Gothic" w:hAnsi="Yu Gothic"/>
+          <w:b/>
+          <w:bCs/>
+          <w:color w:val="1F4E79"/>
+          <w:sz w:val="22"/>
+          <w:szCs w:val="22"/>
+        </w:rPr>
         <w:t xml:space="preserve">お申し込み・ご相談</w:t>
       </w:r>
     </w:p>
@@ -1256,7 +1782,7 @@
     </w:p>
     <w:p>
       <w:pPr>
-        <w:spacing w:before="40"/>
+        <w:spacing w:after="40" w:line="276"/>
       </w:pPr>
       <w:r>
         <w:rPr>
@@ -1297,7 +1823,7 @@
     </w:p>
     <w:sectPr>
       <w:pgSz w:w="11906" w:h="16838" w:orient="portrait"/>
-      <w:pgMar w:top="794" w:right="850" w:bottom="680" w:left="850" w:header="708" w:footer="708" w:gutter="0"/>
+      <w:pgMar w:top="680" w:right="850" w:bottom="567" w:left="850" w:header="708" w:footer="708" w:gutter="0"/>
       <w:pgNumType/>
       <w:docGrid w:linePitch="360"/>
     </w:sectPr>

--- a/勉強会提案書_結いのこころ.docx
+++ b/勉強会提案書_結いのこころ.docx
@@ -142,138 +142,6 @@
           <w:szCs w:val="19"/>
         </w:rPr>
         <w:t xml:space="preserve">をご提案いたします。</w:t>
-      </w:r>
-    </w:p>
-    <w:p>
-      <w:pPr>
-        <w:pBdr>
-          <w:bottom w:val="single" w:color="BFBFBF" w:sz="4" w:space="2"/>
-          <w:left w:val="single" w:color="1F4E79" w:sz="24" w:space="6"/>
-        </w:pBdr>
-        <w:spacing w:after="50" w:before="100"/>
-      </w:pPr>
-      <w:r>
-        <w:rPr>
-          <w:rFonts w:ascii="Yu Gothic" w:eastAsia="Yu Gothic" w:hAnsi="Yu Gothic"/>
-          <w:b/>
-          <w:bCs/>
-          <w:color w:val="1F4E79"/>
-          <w:sz w:val="22"/>
-          <w:szCs w:val="22"/>
-        </w:rPr>
-        <w:t xml:space="preserve">施設さまのメリット</w:t>
-      </w:r>
-    </w:p>
-    <w:p>
-      <w:pPr>
-        <w:pStyle w:val="ListParagraph"/>
-        <w:numPr>
-          <w:ilvl w:val="0"/>
-          <w:numId w:val="2"/>
-        </w:numPr>
-        <w:spacing w:after="20" w:line="264"/>
-      </w:pPr>
-      <w:r>
-        <w:rPr>
-          <w:rFonts w:ascii="Yu Gothic" w:eastAsia="Yu Gothic" w:hAnsi="Yu Gothic"/>
-          <w:b/>
-          <w:bCs/>
-          <w:sz w:val="19"/>
-          <w:szCs w:val="19"/>
-        </w:rPr>
-        <w:t xml:space="preserve">職員研修の機会として活用可能：</w:t>
-      </w:r>
-      <w:r>
-        <w:rPr>
-          <w:rFonts w:ascii="Yu Gothic" w:eastAsia="Yu Gothic" w:hAnsi="Yu Gothic"/>
-          <w:sz w:val="19"/>
-          <w:szCs w:val="19"/>
-        </w:rPr>
-        <w:t xml:space="preserve">外部講師による研修として、研修計画や記録にも組み込めます</w:t>
-      </w:r>
-    </w:p>
-    <w:p>
-      <w:pPr>
-        <w:pStyle w:val="ListParagraph"/>
-        <w:numPr>
-          <w:ilvl w:val="0"/>
-          <w:numId w:val="2"/>
-        </w:numPr>
-        <w:spacing w:after="20" w:line="264"/>
-      </w:pPr>
-      <w:r>
-        <w:rPr>
-          <w:rFonts w:ascii="Yu Gothic" w:eastAsia="Yu Gothic" w:hAnsi="Yu Gothic"/>
-          <w:b/>
-          <w:bCs/>
-          <w:sz w:val="19"/>
-          <w:szCs w:val="19"/>
-        </w:rPr>
-        <w:t xml:space="preserve">職員の定着支援：</w:t>
-      </w:r>
-      <w:r>
-        <w:rPr>
-          <w:rFonts w:ascii="Yu Gothic" w:eastAsia="Yu Gothic" w:hAnsi="Yu Gothic"/>
-          <w:sz w:val="19"/>
-          <w:szCs w:val="19"/>
-        </w:rPr>
-        <w:t xml:space="preserve">お金や社会保障の不安を減らすことが、福利厚生の充実につながります</w:t>
-      </w:r>
-    </w:p>
-    <w:p>
-      <w:pPr>
-        <w:pStyle w:val="ListParagraph"/>
-        <w:numPr>
-          <w:ilvl w:val="0"/>
-          <w:numId w:val="2"/>
-        </w:numPr>
-        <w:spacing w:after="20" w:line="264"/>
-      </w:pPr>
-      <w:r>
-        <w:rPr>
-          <w:rFonts w:ascii="Yu Gothic" w:eastAsia="Yu Gothic" w:hAnsi="Yu Gothic"/>
-          <w:b/>
-          <w:bCs/>
-          <w:sz w:val="19"/>
-          <w:szCs w:val="19"/>
-        </w:rPr>
-        <w:t xml:space="preserve">利用者・ご家族対応の質向上：</w:t>
-      </w:r>
-      <w:r>
-        <w:rPr>
-          <w:rFonts w:ascii="Yu Gothic" w:eastAsia="Yu Gothic" w:hAnsi="Yu Gothic"/>
-          <w:sz w:val="19"/>
-          <w:szCs w:val="19"/>
-        </w:rPr>
-        <w:t xml:space="preserve">介護費用や認知症とお金の基礎知識を、ご家族からの相談に生かせます</w:t>
-      </w:r>
-    </w:p>
-    <w:p>
-      <w:pPr>
-        <w:pStyle w:val="ListParagraph"/>
-        <w:numPr>
-          <w:ilvl w:val="0"/>
-          <w:numId w:val="2"/>
-        </w:numPr>
-        <w:spacing w:after="20" w:line="264"/>
-      </w:pPr>
-      <w:r>
-        <w:rPr>
-          <w:rFonts w:ascii="Yu Gothic" w:eastAsia="Yu Gothic" w:hAnsi="Yu Gothic"/>
-          <w:b/>
-          <w:bCs/>
-          <w:sz w:val="19"/>
-          <w:szCs w:val="19"/>
-        </w:rPr>
-        <w:t xml:space="preserve">準備の負担なし：</w:t>
-      </w:r>
-      <w:r>
-        <w:rPr>
-          <w:rFonts w:ascii="Yu Gothic" w:eastAsia="Yu Gothic" w:hAnsi="Yu Gothic"/>
-          <w:sz w:val="19"/>
-          <w:szCs w:val="19"/>
-        </w:rPr>
-        <w:t xml:space="preserve">資料・進行はすべてこちらで用意します</w:t>
       </w:r>
     </w:p>
     <w:p>

--- a/勉強会提案書_結いのこころ.docx
+++ b/勉強会提案書_結いのこころ.docx
@@ -429,7 +429,7 @@
                 <w:sz w:val="19"/>
                 <w:szCs w:val="19"/>
               </w:rPr>
-              <w:t xml:space="preserve">給与明細と社会保険、NISA・iDeCoの基本、もしもの時の公的保障</w:t>
+              <w:t xml:space="preserve">給与明細と社会保険の見方、NISA・iDeCoの基本</w:t>
             </w:r>
           </w:p>
         </w:tc>
@@ -530,7 +530,7 @@
                 <w:sz w:val="19"/>
                 <w:szCs w:val="19"/>
               </w:rPr>
-              <w:t xml:space="preserve">認知症と家族のお金</w:t>
+              <w:t xml:space="preserve">病気やケガで働けなくなったときのお金</w:t>
             </w:r>
           </w:p>
         </w:tc>
@@ -562,7 +562,7 @@
                 <w:sz w:val="19"/>
                 <w:szCs w:val="19"/>
               </w:rPr>
-              <w:t xml:space="preserve">資産凍結の仕組み、成年後見・任意後見・家族信託の違い</w:t>
+              <w:t xml:space="preserve">高額療養費・傷病手当金・障害年金など公的保障と、足りない分の備え方</w:t>
             </w:r>
           </w:p>
         </w:tc>
@@ -594,7 +594,7 @@
                 <w:sz w:val="19"/>
                 <w:szCs w:val="19"/>
               </w:rPr>
-              <w:t xml:space="preserve">相談員・ケアマネジャー</w:t>
+              <w:t xml:space="preserve">全職員</w:t>
             </w:r>
           </w:p>
         </w:tc>
@@ -630,6 +630,274 @@
                 <w:szCs w:val="19"/>
               </w:rPr>
               <w:t xml:space="preserve">3</w:t>
+            </w:r>
+          </w:p>
+        </w:tc>
+        <w:tc>
+          <w:tcPr>
+            <w:tcW w:type="dxa" w:w="3300"/>
+            <w:tcBorders>
+              <w:top w:val="single" w:color="BFBFBF" w:sz="4"/>
+              <w:left w:val="single" w:color="BFBFBF" w:sz="4"/>
+              <w:bottom w:val="single" w:color="BFBFBF" w:sz="4"/>
+              <w:right w:val="single" w:color="BFBFBF" w:sz="4"/>
+            </w:tcBorders>
+            <w:shd w:fill="F2F7FC" w:color="auto" w:val="clear"/>
+            <w:tcMar>
+              <w:top w:type="dxa" w:w="50"/>
+              <w:left w:type="dxa" w:w="100"/>
+              <w:bottom w:type="dxa" w:w="50"/>
+              <w:right w:type="dxa" w:w="100"/>
+            </w:tcMar>
+            <w:vAlign w:val="center"/>
+          </w:tcPr>
+          <w:p>
+            <w:pPr>
+              <w:spacing w:after="0"/>
+              <w:jc w:val="left"/>
+            </w:pPr>
+            <w:r>
+              <w:rPr>
+                <w:rFonts w:ascii="Yu Gothic" w:eastAsia="Yu Gothic" w:hAnsi="Yu Gothic"/>
+                <w:b/>
+                <w:bCs/>
+                <w:sz w:val="19"/>
+                <w:szCs w:val="19"/>
+              </w:rPr>
+              <w:t xml:space="preserve">ねんきん定期便の見方と老後のお金</w:t>
+            </w:r>
+          </w:p>
+        </w:tc>
+        <w:tc>
+          <w:tcPr>
+            <w:tcW w:type="dxa" w:w="4206"/>
+            <w:tcBorders>
+              <w:top w:val="single" w:color="BFBFBF" w:sz="4"/>
+              <w:left w:val="single" w:color="BFBFBF" w:sz="4"/>
+              <w:bottom w:val="single" w:color="BFBFBF" w:sz="4"/>
+              <w:right w:val="single" w:color="BFBFBF" w:sz="4"/>
+            </w:tcBorders>
+            <w:shd w:fill="F2F7FC" w:color="auto" w:val="clear"/>
+            <w:tcMar>
+              <w:top w:type="dxa" w:w="50"/>
+              <w:left w:type="dxa" w:w="100"/>
+              <w:bottom w:type="dxa" w:w="50"/>
+              <w:right w:type="dxa" w:w="100"/>
+            </w:tcMar>
+            <w:vAlign w:val="center"/>
+          </w:tcPr>
+          <w:p>
+            <w:pPr>
+              <w:spacing w:after="0"/>
+              <w:jc w:val="left"/>
+            </w:pPr>
+            <w:r>
+              <w:rPr>
+                <w:rFonts w:ascii="Yu Gothic" w:eastAsia="Yu Gothic" w:hAnsi="Yu Gothic"/>
+                <w:sz w:val="19"/>
+                <w:szCs w:val="19"/>
+              </w:rPr>
+              <w:t xml:space="preserve">年金の受け取り見込みの確認、老後に必要なお金の考え方</w:t>
+            </w:r>
+          </w:p>
+        </w:tc>
+        <w:tc>
+          <w:tcPr>
+            <w:tcW w:type="dxa" w:w="2100"/>
+            <w:tcBorders>
+              <w:top w:val="single" w:color="BFBFBF" w:sz="4"/>
+              <w:left w:val="single" w:color="BFBFBF" w:sz="4"/>
+              <w:bottom w:val="single" w:color="BFBFBF" w:sz="4"/>
+              <w:right w:val="single" w:color="BFBFBF" w:sz="4"/>
+            </w:tcBorders>
+            <w:shd w:fill="F2F7FC" w:color="auto" w:val="clear"/>
+            <w:tcMar>
+              <w:top w:type="dxa" w:w="50"/>
+              <w:left w:type="dxa" w:w="100"/>
+              <w:bottom w:type="dxa" w:w="50"/>
+              <w:right w:type="dxa" w:w="100"/>
+            </w:tcMar>
+            <w:vAlign w:val="center"/>
+          </w:tcPr>
+          <w:p>
+            <w:pPr>
+              <w:spacing w:after="0"/>
+              <w:jc w:val="left"/>
+            </w:pPr>
+            <w:r>
+              <w:rPr>
+                <w:rFonts w:ascii="Yu Gothic" w:eastAsia="Yu Gothic" w:hAnsi="Yu Gothic"/>
+                <w:sz w:val="19"/>
+                <w:szCs w:val="19"/>
+              </w:rPr>
+              <w:t xml:space="preserve">全職員（特に40代以上）</w:t>
+            </w:r>
+          </w:p>
+        </w:tc>
+      </w:tr>
+      <w:tr>
+        <w:tc>
+          <w:tcPr>
+            <w:tcW w:type="dxa" w:w="600"/>
+            <w:tcBorders>
+              <w:top w:val="single" w:color="BFBFBF" w:sz="4"/>
+              <w:left w:val="single" w:color="BFBFBF" w:sz="4"/>
+              <w:bottom w:val="single" w:color="BFBFBF" w:sz="4"/>
+              <w:right w:val="single" w:color="BFBFBF" w:sz="4"/>
+            </w:tcBorders>
+            <w:tcMar>
+              <w:top w:type="dxa" w:w="50"/>
+              <w:left w:type="dxa" w:w="100"/>
+              <w:bottom w:type="dxa" w:w="50"/>
+              <w:right w:type="dxa" w:w="100"/>
+            </w:tcMar>
+            <w:vAlign w:val="center"/>
+          </w:tcPr>
+          <w:p>
+            <w:pPr>
+              <w:spacing w:after="0"/>
+              <w:jc w:val="center"/>
+            </w:pPr>
+            <w:r>
+              <w:rPr>
+                <w:rFonts w:ascii="Yu Gothic" w:eastAsia="Yu Gothic" w:hAnsi="Yu Gothic"/>
+                <w:sz w:val="19"/>
+                <w:szCs w:val="19"/>
+              </w:rPr>
+              <w:t xml:space="preserve">4</w:t>
+            </w:r>
+          </w:p>
+        </w:tc>
+        <w:tc>
+          <w:tcPr>
+            <w:tcW w:type="dxa" w:w="3300"/>
+            <w:tcBorders>
+              <w:top w:val="single" w:color="BFBFBF" w:sz="4"/>
+              <w:left w:val="single" w:color="BFBFBF" w:sz="4"/>
+              <w:bottom w:val="single" w:color="BFBFBF" w:sz="4"/>
+              <w:right w:val="single" w:color="BFBFBF" w:sz="4"/>
+            </w:tcBorders>
+            <w:tcMar>
+              <w:top w:type="dxa" w:w="50"/>
+              <w:left w:type="dxa" w:w="100"/>
+              <w:bottom w:type="dxa" w:w="50"/>
+              <w:right w:type="dxa" w:w="100"/>
+            </w:tcMar>
+            <w:vAlign w:val="center"/>
+          </w:tcPr>
+          <w:p>
+            <w:pPr>
+              <w:spacing w:after="0"/>
+              <w:jc w:val="left"/>
+            </w:pPr>
+            <w:r>
+              <w:rPr>
+                <w:rFonts w:ascii="Yu Gothic" w:eastAsia="Yu Gothic" w:hAnsi="Yu Gothic"/>
+                <w:b/>
+                <w:bCs/>
+                <w:sz w:val="19"/>
+                <w:szCs w:val="19"/>
+              </w:rPr>
+              <w:t xml:space="preserve">認知症と家族のお金</w:t>
+            </w:r>
+          </w:p>
+        </w:tc>
+        <w:tc>
+          <w:tcPr>
+            <w:tcW w:type="dxa" w:w="4206"/>
+            <w:tcBorders>
+              <w:top w:val="single" w:color="BFBFBF" w:sz="4"/>
+              <w:left w:val="single" w:color="BFBFBF" w:sz="4"/>
+              <w:bottom w:val="single" w:color="BFBFBF" w:sz="4"/>
+              <w:right w:val="single" w:color="BFBFBF" w:sz="4"/>
+            </w:tcBorders>
+            <w:tcMar>
+              <w:top w:type="dxa" w:w="50"/>
+              <w:left w:type="dxa" w:w="100"/>
+              <w:bottom w:type="dxa" w:w="50"/>
+              <w:right w:type="dxa" w:w="100"/>
+            </w:tcMar>
+            <w:vAlign w:val="center"/>
+          </w:tcPr>
+          <w:p>
+            <w:pPr>
+              <w:spacing w:after="0"/>
+              <w:jc w:val="left"/>
+            </w:pPr>
+            <w:r>
+              <w:rPr>
+                <w:rFonts w:ascii="Yu Gothic" w:eastAsia="Yu Gothic" w:hAnsi="Yu Gothic"/>
+                <w:sz w:val="19"/>
+                <w:szCs w:val="19"/>
+              </w:rPr>
+              <w:t xml:space="preserve">資産凍結の仕組み、成年後見・任意後見・家族信託の違い</w:t>
+            </w:r>
+          </w:p>
+        </w:tc>
+        <w:tc>
+          <w:tcPr>
+            <w:tcW w:type="dxa" w:w="2100"/>
+            <w:tcBorders>
+              <w:top w:val="single" w:color="BFBFBF" w:sz="4"/>
+              <w:left w:val="single" w:color="BFBFBF" w:sz="4"/>
+              <w:bottom w:val="single" w:color="BFBFBF" w:sz="4"/>
+              <w:right w:val="single" w:color="BFBFBF" w:sz="4"/>
+            </w:tcBorders>
+            <w:tcMar>
+              <w:top w:type="dxa" w:w="50"/>
+              <w:left w:type="dxa" w:w="100"/>
+              <w:bottom w:type="dxa" w:w="50"/>
+              <w:right w:type="dxa" w:w="100"/>
+            </w:tcMar>
+            <w:vAlign w:val="center"/>
+          </w:tcPr>
+          <w:p>
+            <w:pPr>
+              <w:spacing w:after="0"/>
+              <w:jc w:val="left"/>
+            </w:pPr>
+            <w:r>
+              <w:rPr>
+                <w:rFonts w:ascii="Yu Gothic" w:eastAsia="Yu Gothic" w:hAnsi="Yu Gothic"/>
+                <w:sz w:val="19"/>
+                <w:szCs w:val="19"/>
+              </w:rPr>
+              <w:t xml:space="preserve">相談員・ケアマネジャー</w:t>
+            </w:r>
+          </w:p>
+        </w:tc>
+      </w:tr>
+      <w:tr>
+        <w:tc>
+          <w:tcPr>
+            <w:tcW w:type="dxa" w:w="600"/>
+            <w:tcBorders>
+              <w:top w:val="single" w:color="BFBFBF" w:sz="4"/>
+              <w:left w:val="single" w:color="BFBFBF" w:sz="4"/>
+              <w:bottom w:val="single" w:color="BFBFBF" w:sz="4"/>
+              <w:right w:val="single" w:color="BFBFBF" w:sz="4"/>
+            </w:tcBorders>
+            <w:shd w:fill="F2F7FC" w:color="auto" w:val="clear"/>
+            <w:tcMar>
+              <w:top w:type="dxa" w:w="50"/>
+              <w:left w:type="dxa" w:w="100"/>
+              <w:bottom w:type="dxa" w:w="50"/>
+              <w:right w:type="dxa" w:w="100"/>
+            </w:tcMar>
+            <w:vAlign w:val="center"/>
+          </w:tcPr>
+          <w:p>
+            <w:pPr>
+              <w:spacing w:after="0"/>
+              <w:jc w:val="center"/>
+            </w:pPr>
+            <w:r>
+              <w:rPr>
+                <w:rFonts w:ascii="Yu Gothic" w:eastAsia="Yu Gothic" w:hAnsi="Yu Gothic"/>
+                <w:sz w:val="19"/>
+                <w:szCs w:val="19"/>
+              </w:rPr>
+              <w:t xml:space="preserve">5</w:t>
             </w:r>
           </w:p>
         </w:tc>

--- a/勉強会提案書_結いのこころ.docx
+++ b/勉強会提案書_結いのこころ.docx
@@ -122,7 +122,33 @@
           <w:sz w:val="19"/>
           <w:szCs w:val="19"/>
         </w:rPr>
-        <w:t xml:space="preserve">介護の現場では、利用者さまを支える職員の皆さまご自身の生活基盤の安定が、より良いケアと職員の定着の土台になります。医療・介護の現場経験とFPの知見を生かし、職員会議などの時間を使った</w:t>
+        <w:t xml:space="preserve">介護の現場では、利用者さまを支える職員の皆さまご自身の生活基盤の安定が、より良いケアと職員の定着の土台になります。</w:t>
+      </w:r>
+    </w:p>
+    <w:p>
+      <w:pPr>
+        <w:spacing w:after="40" w:line="276"/>
+      </w:pPr>
+      <w:r>
+        <w:rPr>
+          <w:rFonts w:ascii="Yu Gothic" w:eastAsia="Yu Gothic" w:hAnsi="Yu Gothic"/>
+          <w:sz w:val="19"/>
+          <w:szCs w:val="19"/>
+        </w:rPr>
+        <w:t xml:space="preserve">長寿化が進むなか、金融庁 金融審議会の報告書「高齢社会における資産形成・管理」（2019年）でも、ライフステージに応じて早めに資産形成・管理を考えることの大切さとともに、顧客の立場に立って幅広い相談に応じるアドバイザーの充実が求められています。</w:t>
+      </w:r>
+    </w:p>
+    <w:p>
+      <w:pPr>
+        <w:spacing w:after="40" w:line="276"/>
+      </w:pPr>
+      <w:r>
+        <w:rPr>
+          <w:rFonts w:ascii="Yu Gothic" w:eastAsia="Yu Gothic" w:hAnsi="Yu Gothic"/>
+          <w:sz w:val="19"/>
+          <w:szCs w:val="19"/>
+        </w:rPr>
+        <w:t xml:space="preserve">医療・介護の現場経験とFPの知見を生かし、職員の皆さまの身近な相談役として、職員会議などの時間を使った</w:t>
       </w:r>
       <w:r>
         <w:rPr>
@@ -197,9 +223,9 @@
             </w:tcBorders>
             <w:shd w:fill="1F4E79" w:color="auto" w:val="clear"/>
             <w:tcMar>
-              <w:top w:type="dxa" w:w="50"/>
-              <w:left w:type="dxa" w:w="100"/>
-              <w:bottom w:type="dxa" w:w="50"/>
+              <w:top w:type="dxa" w:w="30"/>
+              <w:left w:type="dxa" w:w="100"/>
+              <w:bottom w:type="dxa" w:w="30"/>
               <w:right w:type="dxa" w:w="100"/>
             </w:tcMar>
             <w:vAlign w:val="center"/>
@@ -233,9 +259,9 @@
             </w:tcBorders>
             <w:shd w:fill="1F4E79" w:color="auto" w:val="clear"/>
             <w:tcMar>
-              <w:top w:type="dxa" w:w="50"/>
-              <w:left w:type="dxa" w:w="100"/>
-              <w:bottom w:type="dxa" w:w="50"/>
+              <w:top w:type="dxa" w:w="30"/>
+              <w:left w:type="dxa" w:w="100"/>
+              <w:bottom w:type="dxa" w:w="30"/>
               <w:right w:type="dxa" w:w="100"/>
             </w:tcMar>
             <w:vAlign w:val="center"/>
@@ -269,9 +295,9 @@
             </w:tcBorders>
             <w:shd w:fill="1F4E79" w:color="auto" w:val="clear"/>
             <w:tcMar>
-              <w:top w:type="dxa" w:w="50"/>
-              <w:left w:type="dxa" w:w="100"/>
-              <w:bottom w:type="dxa" w:w="50"/>
+              <w:top w:type="dxa" w:w="30"/>
+              <w:left w:type="dxa" w:w="100"/>
+              <w:bottom w:type="dxa" w:w="30"/>
               <w:right w:type="dxa" w:w="100"/>
             </w:tcMar>
             <w:vAlign w:val="center"/>
@@ -305,9 +331,9 @@
             </w:tcBorders>
             <w:shd w:fill="1F4E79" w:color="auto" w:val="clear"/>
             <w:tcMar>
-              <w:top w:type="dxa" w:w="50"/>
-              <w:left w:type="dxa" w:w="100"/>
-              <w:bottom w:type="dxa" w:w="50"/>
+              <w:top w:type="dxa" w:w="30"/>
+              <w:left w:type="dxa" w:w="100"/>
+              <w:bottom w:type="dxa" w:w="30"/>
               <w:right w:type="dxa" w:w="100"/>
             </w:tcMar>
             <w:vAlign w:val="center"/>
@@ -343,9 +369,9 @@
             </w:tcBorders>
             <w:shd w:fill="F2F7FC" w:color="auto" w:val="clear"/>
             <w:tcMar>
-              <w:top w:type="dxa" w:w="50"/>
-              <w:left w:type="dxa" w:w="100"/>
-              <w:bottom w:type="dxa" w:w="50"/>
+              <w:top w:type="dxa" w:w="30"/>
+              <w:left w:type="dxa" w:w="100"/>
+              <w:bottom w:type="dxa" w:w="30"/>
               <w:right w:type="dxa" w:w="100"/>
             </w:tcMar>
             <w:vAlign w:val="center"/>
@@ -376,9 +402,9 @@
             </w:tcBorders>
             <w:shd w:fill="F2F7FC" w:color="auto" w:val="clear"/>
             <w:tcMar>
-              <w:top w:type="dxa" w:w="50"/>
-              <w:left w:type="dxa" w:w="100"/>
-              <w:bottom w:type="dxa" w:w="50"/>
+              <w:top w:type="dxa" w:w="30"/>
+              <w:left w:type="dxa" w:w="100"/>
+              <w:bottom w:type="dxa" w:w="30"/>
               <w:right w:type="dxa" w:w="100"/>
             </w:tcMar>
             <w:vAlign w:val="center"/>
@@ -411,9 +437,9 @@
             </w:tcBorders>
             <w:shd w:fill="F2F7FC" w:color="auto" w:val="clear"/>
             <w:tcMar>
-              <w:top w:type="dxa" w:w="50"/>
-              <w:left w:type="dxa" w:w="100"/>
-              <w:bottom w:type="dxa" w:w="50"/>
+              <w:top w:type="dxa" w:w="30"/>
+              <w:left w:type="dxa" w:w="100"/>
+              <w:bottom w:type="dxa" w:w="30"/>
               <w:right w:type="dxa" w:w="100"/>
             </w:tcMar>
             <w:vAlign w:val="center"/>
@@ -444,9 +470,9 @@
             </w:tcBorders>
             <w:shd w:fill="F2F7FC" w:color="auto" w:val="clear"/>
             <w:tcMar>
-              <w:top w:type="dxa" w:w="50"/>
-              <w:left w:type="dxa" w:w="100"/>
-              <w:bottom w:type="dxa" w:w="50"/>
+              <w:top w:type="dxa" w:w="30"/>
+              <w:left w:type="dxa" w:w="100"/>
+              <w:bottom w:type="dxa" w:w="30"/>
               <w:right w:type="dxa" w:w="100"/>
             </w:tcMar>
             <w:vAlign w:val="center"/>
@@ -478,9 +504,9 @@
               <w:right w:val="single" w:color="BFBFBF" w:sz="4"/>
             </w:tcBorders>
             <w:tcMar>
-              <w:top w:type="dxa" w:w="50"/>
-              <w:left w:type="dxa" w:w="100"/>
-              <w:bottom w:type="dxa" w:w="50"/>
+              <w:top w:type="dxa" w:w="30"/>
+              <w:left w:type="dxa" w:w="100"/>
+              <w:bottom w:type="dxa" w:w="30"/>
               <w:right w:type="dxa" w:w="100"/>
             </w:tcMar>
             <w:vAlign w:val="center"/>
@@ -510,9 +536,9 @@
               <w:right w:val="single" w:color="BFBFBF" w:sz="4"/>
             </w:tcBorders>
             <w:tcMar>
-              <w:top w:type="dxa" w:w="50"/>
-              <w:left w:type="dxa" w:w="100"/>
-              <w:bottom w:type="dxa" w:w="50"/>
+              <w:top w:type="dxa" w:w="30"/>
+              <w:left w:type="dxa" w:w="100"/>
+              <w:bottom w:type="dxa" w:w="30"/>
               <w:right w:type="dxa" w:w="100"/>
             </w:tcMar>
             <w:vAlign w:val="center"/>
@@ -544,9 +570,9 @@
               <w:right w:val="single" w:color="BFBFBF" w:sz="4"/>
             </w:tcBorders>
             <w:tcMar>
-              <w:top w:type="dxa" w:w="50"/>
-              <w:left w:type="dxa" w:w="100"/>
-              <w:bottom w:type="dxa" w:w="50"/>
+              <w:top w:type="dxa" w:w="30"/>
+              <w:left w:type="dxa" w:w="100"/>
+              <w:bottom w:type="dxa" w:w="30"/>
               <w:right w:type="dxa" w:w="100"/>
             </w:tcMar>
             <w:vAlign w:val="center"/>
@@ -576,9 +602,9 @@
               <w:right w:val="single" w:color="BFBFBF" w:sz="4"/>
             </w:tcBorders>
             <w:tcMar>
-              <w:top w:type="dxa" w:w="50"/>
-              <w:left w:type="dxa" w:w="100"/>
-              <w:bottom w:type="dxa" w:w="50"/>
+              <w:top w:type="dxa" w:w="30"/>
+              <w:left w:type="dxa" w:w="100"/>
+              <w:bottom w:type="dxa" w:w="30"/>
               <w:right w:type="dxa" w:w="100"/>
             </w:tcMar>
             <w:vAlign w:val="center"/>
@@ -611,9 +637,9 @@
             </w:tcBorders>
             <w:shd w:fill="F2F7FC" w:color="auto" w:val="clear"/>
             <w:tcMar>
-              <w:top w:type="dxa" w:w="50"/>
-              <w:left w:type="dxa" w:w="100"/>
-              <w:bottom w:type="dxa" w:w="50"/>
+              <w:top w:type="dxa" w:w="30"/>
+              <w:left w:type="dxa" w:w="100"/>
+              <w:bottom w:type="dxa" w:w="30"/>
               <w:right w:type="dxa" w:w="100"/>
             </w:tcMar>
             <w:vAlign w:val="center"/>
@@ -644,9 +670,9 @@
             </w:tcBorders>
             <w:shd w:fill="F2F7FC" w:color="auto" w:val="clear"/>
             <w:tcMar>
-              <w:top w:type="dxa" w:w="50"/>
-              <w:left w:type="dxa" w:w="100"/>
-              <w:bottom w:type="dxa" w:w="50"/>
+              <w:top w:type="dxa" w:w="30"/>
+              <w:left w:type="dxa" w:w="100"/>
+              <w:bottom w:type="dxa" w:w="30"/>
               <w:right w:type="dxa" w:w="100"/>
             </w:tcMar>
             <w:vAlign w:val="center"/>
@@ -679,9 +705,9 @@
             </w:tcBorders>
             <w:shd w:fill="F2F7FC" w:color="auto" w:val="clear"/>
             <w:tcMar>
-              <w:top w:type="dxa" w:w="50"/>
-              <w:left w:type="dxa" w:w="100"/>
-              <w:bottom w:type="dxa" w:w="50"/>
+              <w:top w:type="dxa" w:w="30"/>
+              <w:left w:type="dxa" w:w="100"/>
+              <w:bottom w:type="dxa" w:w="30"/>
               <w:right w:type="dxa" w:w="100"/>
             </w:tcMar>
             <w:vAlign w:val="center"/>
@@ -712,9 +738,9 @@
             </w:tcBorders>
             <w:shd w:fill="F2F7FC" w:color="auto" w:val="clear"/>
             <w:tcMar>
-              <w:top w:type="dxa" w:w="50"/>
-              <w:left w:type="dxa" w:w="100"/>
-              <w:bottom w:type="dxa" w:w="50"/>
+              <w:top w:type="dxa" w:w="30"/>
+              <w:left w:type="dxa" w:w="100"/>
+              <w:bottom w:type="dxa" w:w="30"/>
               <w:right w:type="dxa" w:w="100"/>
             </w:tcMar>
             <w:vAlign w:val="center"/>
@@ -746,9 +772,9 @@
               <w:right w:val="single" w:color="BFBFBF" w:sz="4"/>
             </w:tcBorders>
             <w:tcMar>
-              <w:top w:type="dxa" w:w="50"/>
-              <w:left w:type="dxa" w:w="100"/>
-              <w:bottom w:type="dxa" w:w="50"/>
+              <w:top w:type="dxa" w:w="30"/>
+              <w:left w:type="dxa" w:w="100"/>
+              <w:bottom w:type="dxa" w:w="30"/>
               <w:right w:type="dxa" w:w="100"/>
             </w:tcMar>
             <w:vAlign w:val="center"/>
@@ -778,9 +804,9 @@
               <w:right w:val="single" w:color="BFBFBF" w:sz="4"/>
             </w:tcBorders>
             <w:tcMar>
-              <w:top w:type="dxa" w:w="50"/>
-              <w:left w:type="dxa" w:w="100"/>
-              <w:bottom w:type="dxa" w:w="50"/>
+              <w:top w:type="dxa" w:w="30"/>
+              <w:left w:type="dxa" w:w="100"/>
+              <w:bottom w:type="dxa" w:w="30"/>
               <w:right w:type="dxa" w:w="100"/>
             </w:tcMar>
             <w:vAlign w:val="center"/>
@@ -812,9 +838,9 @@
               <w:right w:val="single" w:color="BFBFBF" w:sz="4"/>
             </w:tcBorders>
             <w:tcMar>
-              <w:top w:type="dxa" w:w="50"/>
-              <w:left w:type="dxa" w:w="100"/>
-              <w:bottom w:type="dxa" w:w="50"/>
+              <w:top w:type="dxa" w:w="30"/>
+              <w:left w:type="dxa" w:w="100"/>
+              <w:bottom w:type="dxa" w:w="30"/>
               <w:right w:type="dxa" w:w="100"/>
             </w:tcMar>
             <w:vAlign w:val="center"/>
@@ -844,9 +870,9 @@
               <w:right w:val="single" w:color="BFBFBF" w:sz="4"/>
             </w:tcBorders>
             <w:tcMar>
-              <w:top w:type="dxa" w:w="50"/>
-              <w:left w:type="dxa" w:w="100"/>
-              <w:bottom w:type="dxa" w:w="50"/>
+              <w:top w:type="dxa" w:w="30"/>
+              <w:left w:type="dxa" w:w="100"/>
+              <w:bottom w:type="dxa" w:w="30"/>
               <w:right w:type="dxa" w:w="100"/>
             </w:tcMar>
             <w:vAlign w:val="center"/>
@@ -879,9 +905,9 @@
             </w:tcBorders>
             <w:shd w:fill="F2F7FC" w:color="auto" w:val="clear"/>
             <w:tcMar>
-              <w:top w:type="dxa" w:w="50"/>
-              <w:left w:type="dxa" w:w="100"/>
-              <w:bottom w:type="dxa" w:w="50"/>
+              <w:top w:type="dxa" w:w="30"/>
+              <w:left w:type="dxa" w:w="100"/>
+              <w:bottom w:type="dxa" w:w="30"/>
               <w:right w:type="dxa" w:w="100"/>
             </w:tcMar>
             <w:vAlign w:val="center"/>
@@ -912,9 +938,9 @@
             </w:tcBorders>
             <w:shd w:fill="F2F7FC" w:color="auto" w:val="clear"/>
             <w:tcMar>
-              <w:top w:type="dxa" w:w="50"/>
-              <w:left w:type="dxa" w:w="100"/>
-              <w:bottom w:type="dxa" w:w="50"/>
+              <w:top w:type="dxa" w:w="30"/>
+              <w:left w:type="dxa" w:w="100"/>
+              <w:bottom w:type="dxa" w:w="30"/>
               <w:right w:type="dxa" w:w="100"/>
             </w:tcMar>
             <w:vAlign w:val="center"/>
@@ -947,9 +973,9 @@
             </w:tcBorders>
             <w:shd w:fill="F2F7FC" w:color="auto" w:val="clear"/>
             <w:tcMar>
-              <w:top w:type="dxa" w:w="50"/>
-              <w:left w:type="dxa" w:w="100"/>
-              <w:bottom w:type="dxa" w:w="50"/>
+              <w:top w:type="dxa" w:w="30"/>
+              <w:left w:type="dxa" w:w="100"/>
+              <w:bottom w:type="dxa" w:w="30"/>
               <w:right w:type="dxa" w:w="100"/>
             </w:tcMar>
             <w:vAlign w:val="center"/>
@@ -980,9 +1006,9 @@
             </w:tcBorders>
             <w:shd w:fill="F2F7FC" w:color="auto" w:val="clear"/>
             <w:tcMar>
-              <w:top w:type="dxa" w:w="50"/>
-              <w:left w:type="dxa" w:w="100"/>
-              <w:bottom w:type="dxa" w:w="50"/>
+              <w:top w:type="dxa" w:w="30"/>
+              <w:left w:type="dxa" w:w="100"/>
+              <w:bottom w:type="dxa" w:w="30"/>
               <w:right w:type="dxa" w:w="100"/>
             </w:tcMar>
             <w:vAlign w:val="center"/>
@@ -1047,9 +1073,9 @@
             </w:tcBorders>
             <w:shd w:fill="FAFAFA" w:color="auto" w:val="clear"/>
             <w:tcMar>
-              <w:top w:type="dxa" w:w="80"/>
+              <w:top w:type="dxa" w:w="50"/>
               <w:left w:type="dxa" w:w="140"/>
-              <w:bottom w:type="dxa" w:w="80"/>
+              <w:bottom w:type="dxa" w:w="50"/>
               <w:right w:type="dxa" w:w="140"/>
             </w:tcMar>
           </w:tcPr>
@@ -1245,9 +1271,9 @@
             </w:tcBorders>
             <w:shd w:fill="FAFAFA" w:color="auto" w:val="clear"/>
             <w:tcMar>
-              <w:top w:type="dxa" w:w="80"/>
+              <w:top w:type="dxa" w:w="50"/>
               <w:left w:type="dxa" w:w="140"/>
-              <w:bottom w:type="dxa" w:w="80"/>
+              <w:bottom w:type="dxa" w:w="50"/>
               <w:right w:type="dxa" w:w="140"/>
             </w:tcMar>
           </w:tcPr>
@@ -1392,9 +1418,9 @@
             </w:tcBorders>
             <w:shd w:fill="F2F2F2" w:color="auto" w:val="clear"/>
             <w:tcMar>
-              <w:top w:type="dxa" w:w="40"/>
-              <w:left w:type="dxa" w:w="100"/>
-              <w:bottom w:type="dxa" w:w="40"/>
+              <w:top w:type="dxa" w:w="25"/>
+              <w:left w:type="dxa" w:w="100"/>
+              <w:bottom w:type="dxa" w:w="25"/>
               <w:right w:type="dxa" w:w="100"/>
             </w:tcMar>
             <w:vAlign w:val="center"/>
@@ -1427,9 +1453,9 @@
             </w:tcBorders>
             <w:shd w:fill="DEEAF6" w:color="auto" w:val="clear"/>
             <w:tcMar>
-              <w:top w:type="dxa" w:w="40"/>
-              <w:left w:type="dxa" w:w="100"/>
-              <w:bottom w:type="dxa" w:w="40"/>
+              <w:top w:type="dxa" w:w="25"/>
+              <w:left w:type="dxa" w:w="100"/>
+              <w:bottom w:type="dxa" w:w="25"/>
               <w:right w:type="dxa" w:w="100"/>
             </w:tcMar>
             <w:vAlign w:val="center"/>
@@ -1483,9 +1509,9 @@
               <w:right w:val="single" w:color="BFBFBF" w:sz="4"/>
             </w:tcBorders>
             <w:tcMar>
-              <w:top w:type="dxa" w:w="40"/>
-              <w:left w:type="dxa" w:w="100"/>
-              <w:bottom w:type="dxa" w:w="40"/>
+              <w:top w:type="dxa" w:w="25"/>
+              <w:left w:type="dxa" w:w="100"/>
+              <w:bottom w:type="dxa" w:w="25"/>
               <w:right w:type="dxa" w:w="100"/>
             </w:tcMar>
             <w:vAlign w:val="center"/>
@@ -1517,9 +1543,9 @@
               <w:right w:val="single" w:color="BFBFBF" w:sz="4"/>
             </w:tcBorders>
             <w:tcMar>
-              <w:top w:type="dxa" w:w="40"/>
-              <w:left w:type="dxa" w:w="100"/>
-              <w:bottom w:type="dxa" w:w="40"/>
+              <w:top w:type="dxa" w:w="25"/>
+              <w:left w:type="dxa" w:w="100"/>
+              <w:bottom w:type="dxa" w:w="25"/>
               <w:right w:type="dxa" w:w="100"/>
             </w:tcMar>
             <w:vAlign w:val="center"/>
@@ -1571,9 +1597,9 @@
               <w:right w:val="single" w:color="BFBFBF" w:sz="4"/>
             </w:tcBorders>
             <w:tcMar>
-              <w:top w:type="dxa" w:w="40"/>
-              <w:left w:type="dxa" w:w="100"/>
-              <w:bottom w:type="dxa" w:w="40"/>
+              <w:top w:type="dxa" w:w="25"/>
+              <w:left w:type="dxa" w:w="100"/>
+              <w:bottom w:type="dxa" w:w="25"/>
               <w:right w:type="dxa" w:w="100"/>
             </w:tcMar>
             <w:vAlign w:val="center"/>
@@ -1605,9 +1631,9 @@
               <w:right w:val="single" w:color="BFBFBF" w:sz="4"/>
             </w:tcBorders>
             <w:tcMar>
-              <w:top w:type="dxa" w:w="40"/>
-              <w:left w:type="dxa" w:w="100"/>
-              <w:bottom w:type="dxa" w:w="40"/>
+              <w:top w:type="dxa" w:w="25"/>
+              <w:left w:type="dxa" w:w="100"/>
+              <w:bottom w:type="dxa" w:w="25"/>
               <w:right w:type="dxa" w:w="100"/>
             </w:tcMar>
             <w:vAlign w:val="center"/>
@@ -1667,9 +1693,9 @@
               <w:right w:val="single" w:color="BFBFBF" w:sz="4"/>
             </w:tcBorders>
             <w:tcMar>
-              <w:top w:type="dxa" w:w="40"/>
-              <w:left w:type="dxa" w:w="100"/>
-              <w:bottom w:type="dxa" w:w="40"/>
+              <w:top w:type="dxa" w:w="25"/>
+              <w:left w:type="dxa" w:w="100"/>
+              <w:bottom w:type="dxa" w:w="25"/>
               <w:right w:type="dxa" w:w="100"/>
             </w:tcMar>
             <w:vAlign w:val="center"/>
@@ -1701,9 +1727,9 @@
               <w:right w:val="single" w:color="BFBFBF" w:sz="4"/>
             </w:tcBorders>
             <w:tcMar>
-              <w:top w:type="dxa" w:w="40"/>
-              <w:left w:type="dxa" w:w="100"/>
-              <w:bottom w:type="dxa" w:w="40"/>
+              <w:top w:type="dxa" w:w="25"/>
+              <w:left w:type="dxa" w:w="100"/>
+              <w:bottom w:type="dxa" w:w="25"/>
               <w:right w:type="dxa" w:w="100"/>
             </w:tcMar>
             <w:vAlign w:val="center"/>
@@ -1746,9 +1772,9 @@
               <w:right w:val="single" w:color="BFBFBF" w:sz="4"/>
             </w:tcBorders>
             <w:tcMar>
-              <w:top w:type="dxa" w:w="40"/>
-              <w:left w:type="dxa" w:w="100"/>
-              <w:bottom w:type="dxa" w:w="40"/>
+              <w:top w:type="dxa" w:w="25"/>
+              <w:left w:type="dxa" w:w="100"/>
+              <w:bottom w:type="dxa" w:w="25"/>
               <w:right w:type="dxa" w:w="100"/>
             </w:tcMar>
             <w:vAlign w:val="center"/>
@@ -1780,9 +1806,9 @@
               <w:right w:val="single" w:color="BFBFBF" w:sz="4"/>
             </w:tcBorders>
             <w:tcMar>
-              <w:top w:type="dxa" w:w="40"/>
-              <w:left w:type="dxa" w:w="100"/>
-              <w:bottom w:type="dxa" w:w="40"/>
+              <w:top w:type="dxa" w:w="25"/>
+              <w:left w:type="dxa" w:w="100"/>
+              <w:bottom w:type="dxa" w:w="25"/>
               <w:right w:type="dxa" w:w="100"/>
             </w:tcMar>
             <w:vAlign w:val="center"/>
@@ -1826,9 +1852,9 @@
               <w:right w:val="single" w:color="BFBFBF" w:sz="4"/>
             </w:tcBorders>
             <w:tcMar>
-              <w:top w:type="dxa" w:w="40"/>
-              <w:left w:type="dxa" w:w="100"/>
-              <w:bottom w:type="dxa" w:w="40"/>
+              <w:top w:type="dxa" w:w="25"/>
+              <w:left w:type="dxa" w:w="100"/>
+              <w:bottom w:type="dxa" w:w="25"/>
               <w:right w:type="dxa" w:w="100"/>
             </w:tcMar>
             <w:vAlign w:val="center"/>
@@ -1860,9 +1886,9 @@
               <w:right w:val="single" w:color="BFBFBF" w:sz="4"/>
             </w:tcBorders>
             <w:tcMar>
-              <w:top w:type="dxa" w:w="40"/>
-              <w:left w:type="dxa" w:w="100"/>
-              <w:bottom w:type="dxa" w:w="40"/>
+              <w:top w:type="dxa" w:w="25"/>
+              <w:left w:type="dxa" w:w="100"/>
+              <w:bottom w:type="dxa" w:w="25"/>
               <w:right w:type="dxa" w:w="100"/>
             </w:tcMar>
             <w:vAlign w:val="center"/>

--- a/勉強会提案書_結いのこころ.docx
+++ b/勉強会提案書_結いのこころ.docx
@@ -1416,7 +1416,6 @@
               <w:bottom w:val="single" w:color="BFBFBF" w:sz="4"/>
               <w:right w:val="single" w:color="BFBFBF" w:sz="4"/>
             </w:tcBorders>
-            <w:shd w:fill="F2F2F2" w:color="auto" w:val="clear"/>
             <w:tcMar>
               <w:top w:type="dxa" w:w="25"/>
               <w:left w:type="dxa" w:w="100"/>
@@ -1427,17 +1426,48 @@
           </w:tcPr>
           <w:p>
             <w:pPr>
-              <w:spacing w:after="0" w:line="260"/>
+              <w:spacing w:after="0"/>
               <w:jc w:val="center"/>
             </w:pPr>
             <w:r>
-              <w:rPr>
-                <w:rFonts w:ascii="Yu Gothic" w:eastAsia="Yu Gothic" w:hAnsi="Yu Gothic"/>
-                <w:color w:val="595959"/>
-                <w:sz w:val="18"/>
-                <w:szCs w:val="18"/>
-              </w:rPr>
-              <w:t xml:space="preserve">写真</w:t>
+              <w:drawing>
+                <wp:inline distT="0" distB="0" distL="0" distR="0">
+                  <wp:extent cx="838200" cy="1114425"/>
+                  <wp:effectExtent t="0" r="0" b="0" l="0"/>
+                  <wp:docPr id="1" name="" descr="" title=""/>
+                  <wp:cNvGraphicFramePr>
+                    <a:graphicFrameLocks xmlns:a="http://schemas.openxmlformats.org/drawingml/2006/main" noChangeAspect="1"/>
+                  </wp:cNvGraphicFramePr>
+                  <a:graphic xmlns:a="http://schemas.openxmlformats.org/drawingml/2006/main">
+                    <a:graphicData uri="http://schemas.openxmlformats.org/drawingml/2006/picture">
+                      <pic:pic xmlns:pic="http://schemas.openxmlformats.org/drawingml/2006/picture">
+                        <pic:nvPicPr>
+                          <pic:cNvPr id="0" name="" descr=""/>
+                          <pic:cNvPicPr>
+                            <a:picLocks noChangeAspect="1" noChangeArrowheads="1"/>
+                          </pic:cNvPicPr>
+                        </pic:nvPicPr>
+                        <pic:blipFill>
+                          <a:blip r:embed="rId7" cstate="none"/>
+                          <a:srcRect/>
+                          <a:stretch>
+                            <a:fillRect/>
+                          </a:stretch>
+                        </pic:blipFill>
+                        <pic:spPr bwMode="auto">
+                          <a:xfrm>
+                            <a:off x="0" y="0"/>
+                            <a:ext cx="838200" cy="1114425"/>
+                          </a:xfrm>
+                          <a:prstGeom prst="rect">
+                            <a:avLst/>
+                          </a:prstGeom>
+                        </pic:spPr>
+                      </pic:pic>
+                    </a:graphicData>
+                  </a:graphic>
+                </wp:inline>
+              </w:drawing>
             </w:r>
           </w:p>
         </w:tc>

--- a/勉強会提案書_結いのこころ.docx
+++ b/勉強会提案書_結いのこころ.docx
@@ -4,7 +4,7 @@
   <w:body>
     <w:p>
       <w:pPr>
-        <w:spacing w:after="40" w:line="276"/>
+        <w:spacing w:after="30" w:line="250" w:lineRule="exact"/>
         <w:jc w:val="right"/>
       </w:pPr>
       <w:r>
@@ -19,7 +19,7 @@
     </w:p>
     <w:p>
       <w:pPr>
-        <w:spacing w:after="0"/>
+        <w:spacing w:after="0" w:line="250" w:lineRule="exact"/>
       </w:pPr>
       <w:r>
         <w:rPr>
@@ -32,7 +32,7 @@
     </w:p>
     <w:p>
       <w:pPr>
-        <w:spacing w:after="60"/>
+        <w:spacing w:after="60" w:line="250" w:lineRule="exact"/>
       </w:pPr>
       <w:r>
         <w:rPr>
@@ -45,7 +45,7 @@
     </w:p>
     <w:p>
       <w:pPr>
-        <w:spacing w:after="80"/>
+        <w:spacing w:after="80" w:line="250" w:lineRule="exact"/>
         <w:jc w:val="right"/>
       </w:pPr>
       <w:r>
@@ -62,7 +62,7 @@
     <w:p>
       <w:pPr>
         <w:shd w:fill="1F4E79" w:color="auto" w:val="clear"/>
-        <w:spacing w:after="40" w:before="60"/>
+        <w:spacing w:after="40" w:before="60" w:line="500" w:lineRule="exact"/>
         <w:jc w:val="center"/>
       </w:pPr>
       <w:r>
@@ -79,7 +79,7 @@
     </w:p>
     <w:p>
       <w:pPr>
-        <w:spacing w:after="80"/>
+        <w:spacing w:after="80" w:line="300" w:lineRule="exact"/>
         <w:jc w:val="center"/>
       </w:pPr>
       <w:r>
@@ -98,7 +98,7 @@
           <w:bottom w:val="single" w:color="BFBFBF" w:sz="4" w:space="2"/>
           <w:left w:val="single" w:color="1F4E79" w:sz="24" w:space="6"/>
         </w:pBdr>
-        <w:spacing w:after="50" w:before="100"/>
+        <w:spacing w:after="40" w:before="80" w:line="310" w:lineRule="exact"/>
       </w:pPr>
       <w:r>
         <w:rPr>
@@ -114,7 +114,7 @@
     </w:p>
     <w:p>
       <w:pPr>
-        <w:spacing w:after="40" w:line="276"/>
+        <w:spacing w:after="30" w:line="250" w:lineRule="exact"/>
       </w:pPr>
       <w:r>
         <w:rPr>
@@ -127,7 +127,7 @@
     </w:p>
     <w:p>
       <w:pPr>
-        <w:spacing w:after="40" w:line="276"/>
+        <w:spacing w:after="30" w:line="250" w:lineRule="exact"/>
       </w:pPr>
       <w:r>
         <w:rPr>
@@ -140,7 +140,7 @@
     </w:p>
     <w:p>
       <w:pPr>
-        <w:spacing w:after="40" w:line="276"/>
+        <w:spacing w:after="30" w:line="250" w:lineRule="exact"/>
       </w:pPr>
       <w:r>
         <w:rPr>
@@ -176,7 +176,7 @@
           <w:bottom w:val="single" w:color="BFBFBF" w:sz="4" w:space="2"/>
           <w:left w:val="single" w:color="1F4E79" w:sz="24" w:space="6"/>
         </w:pBdr>
-        <w:spacing w:after="50" w:before="100"/>
+        <w:spacing w:after="40" w:before="80" w:line="310" w:lineRule="exact"/>
       </w:pPr>
       <w:r>
         <w:rPr>
@@ -232,7 +232,7 @@
           </w:tcPr>
           <w:p>
             <w:pPr>
-              <w:spacing w:after="0"/>
+              <w:spacing w:after="0" w:line="250" w:lineRule="exact"/>
               <w:jc w:val="center"/>
             </w:pPr>
             <w:r>
@@ -268,7 +268,7 @@
           </w:tcPr>
           <w:p>
             <w:pPr>
-              <w:spacing w:after="0"/>
+              <w:spacing w:after="0" w:line="250" w:lineRule="exact"/>
               <w:jc w:val="center"/>
             </w:pPr>
             <w:r>
@@ -304,7 +304,7 @@
           </w:tcPr>
           <w:p>
             <w:pPr>
-              <w:spacing w:after="0"/>
+              <w:spacing w:after="0" w:line="250" w:lineRule="exact"/>
               <w:jc w:val="center"/>
             </w:pPr>
             <w:r>
@@ -340,7 +340,7 @@
           </w:tcPr>
           <w:p>
             <w:pPr>
-              <w:spacing w:after="0"/>
+              <w:spacing w:after="0" w:line="250" w:lineRule="exact"/>
               <w:jc w:val="center"/>
             </w:pPr>
             <w:r>
@@ -378,7 +378,7 @@
           </w:tcPr>
           <w:p>
             <w:pPr>
-              <w:spacing w:after="0"/>
+              <w:spacing w:after="0" w:line="250" w:lineRule="exact"/>
               <w:jc w:val="center"/>
             </w:pPr>
             <w:r>
@@ -411,7 +411,7 @@
           </w:tcPr>
           <w:p>
             <w:pPr>
-              <w:spacing w:after="0"/>
+              <w:spacing w:after="0" w:line="250" w:lineRule="exact"/>
               <w:jc w:val="left"/>
             </w:pPr>
             <w:r>
@@ -446,7 +446,7 @@
           </w:tcPr>
           <w:p>
             <w:pPr>
-              <w:spacing w:after="0"/>
+              <w:spacing w:after="0" w:line="250" w:lineRule="exact"/>
               <w:jc w:val="left"/>
             </w:pPr>
             <w:r>
@@ -479,7 +479,7 @@
           </w:tcPr>
           <w:p>
             <w:pPr>
-              <w:spacing w:after="0"/>
+              <w:spacing w:after="0" w:line="250" w:lineRule="exact"/>
               <w:jc w:val="left"/>
             </w:pPr>
             <w:r>
@@ -513,7 +513,7 @@
           </w:tcPr>
           <w:p>
             <w:pPr>
-              <w:spacing w:after="0"/>
+              <w:spacing w:after="0" w:line="250" w:lineRule="exact"/>
               <w:jc w:val="center"/>
             </w:pPr>
             <w:r>
@@ -545,7 +545,7 @@
           </w:tcPr>
           <w:p>
             <w:pPr>
-              <w:spacing w:after="0"/>
+              <w:spacing w:after="0" w:line="250" w:lineRule="exact"/>
               <w:jc w:val="left"/>
             </w:pPr>
             <w:r>
@@ -579,7 +579,7 @@
           </w:tcPr>
           <w:p>
             <w:pPr>
-              <w:spacing w:after="0"/>
+              <w:spacing w:after="0" w:line="250" w:lineRule="exact"/>
               <w:jc w:val="left"/>
             </w:pPr>
             <w:r>
@@ -611,7 +611,7 @@
           </w:tcPr>
           <w:p>
             <w:pPr>
-              <w:spacing w:after="0"/>
+              <w:spacing w:after="0" w:line="250" w:lineRule="exact"/>
               <w:jc w:val="left"/>
             </w:pPr>
             <w:r>
@@ -646,7 +646,7 @@
           </w:tcPr>
           <w:p>
             <w:pPr>
-              <w:spacing w:after="0"/>
+              <w:spacing w:after="0" w:line="250" w:lineRule="exact"/>
               <w:jc w:val="center"/>
             </w:pPr>
             <w:r>
@@ -679,7 +679,7 @@
           </w:tcPr>
           <w:p>
             <w:pPr>
-              <w:spacing w:after="0"/>
+              <w:spacing w:after="0" w:line="250" w:lineRule="exact"/>
               <w:jc w:val="left"/>
             </w:pPr>
             <w:r>
@@ -714,7 +714,7 @@
           </w:tcPr>
           <w:p>
             <w:pPr>
-              <w:spacing w:after="0"/>
+              <w:spacing w:after="0" w:line="250" w:lineRule="exact"/>
               <w:jc w:val="left"/>
             </w:pPr>
             <w:r>
@@ -747,7 +747,7 @@
           </w:tcPr>
           <w:p>
             <w:pPr>
-              <w:spacing w:after="0"/>
+              <w:spacing w:after="0" w:line="250" w:lineRule="exact"/>
               <w:jc w:val="left"/>
             </w:pPr>
             <w:r>
@@ -781,7 +781,7 @@
           </w:tcPr>
           <w:p>
             <w:pPr>
-              <w:spacing w:after="0"/>
+              <w:spacing w:after="0" w:line="250" w:lineRule="exact"/>
               <w:jc w:val="center"/>
             </w:pPr>
             <w:r>
@@ -813,7 +813,7 @@
           </w:tcPr>
           <w:p>
             <w:pPr>
-              <w:spacing w:after="0"/>
+              <w:spacing w:after="0" w:line="250" w:lineRule="exact"/>
               <w:jc w:val="left"/>
             </w:pPr>
             <w:r>
@@ -847,7 +847,7 @@
           </w:tcPr>
           <w:p>
             <w:pPr>
-              <w:spacing w:after="0"/>
+              <w:spacing w:after="0" w:line="250" w:lineRule="exact"/>
               <w:jc w:val="left"/>
             </w:pPr>
             <w:r>
@@ -879,7 +879,7 @@
           </w:tcPr>
           <w:p>
             <w:pPr>
-              <w:spacing w:after="0"/>
+              <w:spacing w:after="0" w:line="250" w:lineRule="exact"/>
               <w:jc w:val="left"/>
             </w:pPr>
             <w:r>
@@ -914,7 +914,7 @@
           </w:tcPr>
           <w:p>
             <w:pPr>
-              <w:spacing w:after="0"/>
+              <w:spacing w:after="0" w:line="250" w:lineRule="exact"/>
               <w:jc w:val="center"/>
             </w:pPr>
             <w:r>
@@ -947,7 +947,7 @@
           </w:tcPr>
           <w:p>
             <w:pPr>
-              <w:spacing w:after="0"/>
+              <w:spacing w:after="0" w:line="250" w:lineRule="exact"/>
               <w:jc w:val="left"/>
             </w:pPr>
             <w:r>
@@ -982,7 +982,7 @@
           </w:tcPr>
           <w:p>
             <w:pPr>
-              <w:spacing w:after="0"/>
+              <w:spacing w:after="0" w:line="250" w:lineRule="exact"/>
               <w:jc w:val="left"/>
             </w:pPr>
             <w:r>
@@ -1015,7 +1015,7 @@
           </w:tcPr>
           <w:p>
             <w:pPr>
-              <w:spacing w:after="0"/>
+              <w:spacing w:after="0" w:line="250" w:lineRule="exact"/>
               <w:jc w:val="left"/>
             </w:pPr>
             <w:r>
@@ -1032,7 +1032,7 @@
     </w:tbl>
     <w:p>
       <w:pPr>
-        <w:spacing w:after="60" w:before="40"/>
+        <w:spacing w:after="60" w:before="40" w:line="250" w:lineRule="exact"/>
       </w:pPr>
       <w:r>
         <w:rPr>
@@ -1081,7 +1081,7 @@
           </w:tcPr>
           <w:p>
             <w:pPr>
-              <w:spacing w:after="60"/>
+              <w:spacing w:after="60" w:line="250" w:lineRule="exact"/>
             </w:pPr>
             <w:r>
               <w:rPr>
@@ -1102,7 +1102,7 @@
                 <w:ilvl w:val="0"/>
                 <w:numId w:val="2"/>
               </w:numPr>
-              <w:spacing w:after="20" w:line="264"/>
+              <w:spacing w:after="10" w:line="245" w:lineRule="exact"/>
             </w:pPr>
             <w:r>
               <w:rPr>
@@ -1130,7 +1130,7 @@
                 <w:ilvl w:val="0"/>
                 <w:numId w:val="2"/>
               </w:numPr>
-              <w:spacing w:after="20" w:line="264"/>
+              <w:spacing w:after="10" w:line="245" w:lineRule="exact"/>
             </w:pPr>
             <w:r>
               <w:rPr>
@@ -1158,7 +1158,7 @@
                 <w:ilvl w:val="0"/>
                 <w:numId w:val="2"/>
               </w:numPr>
-              <w:spacing w:after="20" w:line="264"/>
+              <w:spacing w:after="10" w:line="245" w:lineRule="exact"/>
             </w:pPr>
             <w:r>
               <w:rPr>
@@ -1186,7 +1186,7 @@
                 <w:ilvl w:val="0"/>
                 <w:numId w:val="2"/>
               </w:numPr>
-              <w:spacing w:after="20" w:line="264"/>
+              <w:spacing w:after="10" w:line="245" w:lineRule="exact"/>
             </w:pPr>
             <w:r>
               <w:rPr>
@@ -1214,7 +1214,7 @@
                 <w:ilvl w:val="0"/>
                 <w:numId w:val="2"/>
               </w:numPr>
-              <w:spacing w:after="20" w:line="264"/>
+              <w:spacing w:after="10" w:line="245" w:lineRule="exact"/>
             </w:pPr>
             <w:r>
               <w:rPr>
@@ -1248,7 +1248,7 @@
           </w:tcPr>
           <w:p>
             <w:pPr>
-              <w:spacing w:after="40" w:line="276"/>
+              <w:spacing w:after="30" w:line="250" w:lineRule="exact"/>
             </w:pPr>
             <w:r>
               <w:rPr>
@@ -1279,7 +1279,7 @@
           </w:tcPr>
           <w:p>
             <w:pPr>
-              <w:spacing w:after="60"/>
+              <w:spacing w:after="60" w:line="250" w:lineRule="exact"/>
             </w:pPr>
             <w:r>
               <w:rPr>
@@ -1300,7 +1300,7 @@
                 <w:ilvl w:val="0"/>
                 <w:numId w:val="3"/>
               </w:numPr>
-              <w:spacing w:after="20" w:line="264"/>
+              <w:spacing w:after="10" w:line="245" w:lineRule="exact"/>
             </w:pPr>
             <w:r>
               <w:rPr>
@@ -1318,7 +1318,7 @@
                 <w:ilvl w:val="0"/>
                 <w:numId w:val="3"/>
               </w:numPr>
-              <w:spacing w:after="20" w:line="264"/>
+              <w:spacing w:after="10" w:line="245" w:lineRule="exact"/>
             </w:pPr>
             <w:r>
               <w:rPr>
@@ -1336,7 +1336,7 @@
                 <w:ilvl w:val="0"/>
                 <w:numId w:val="3"/>
               </w:numPr>
-              <w:spacing w:after="20" w:line="264"/>
+              <w:spacing w:after="10" w:line="245" w:lineRule="exact"/>
             </w:pPr>
             <w:r>
               <w:rPr>
@@ -1354,7 +1354,7 @@
                 <w:ilvl w:val="0"/>
                 <w:numId w:val="3"/>
               </w:numPr>
-              <w:spacing w:after="20" w:line="264"/>
+              <w:spacing w:after="10" w:line="245" w:lineRule="exact"/>
             </w:pPr>
             <w:r>
               <w:rPr>
@@ -1374,7 +1374,7 @@
           <w:bottom w:val="single" w:color="BFBFBF" w:sz="4" w:space="2"/>
           <w:left w:val="single" w:color="1F4E79" w:sz="24" w:space="6"/>
         </w:pBdr>
-        <w:spacing w:after="50" w:before="100"/>
+        <w:spacing w:after="40" w:before="80" w:line="310" w:lineRule="exact"/>
       </w:pPr>
       <w:r>
         <w:rPr>
@@ -1426,7 +1426,7 @@
           </w:tcPr>
           <w:p>
             <w:pPr>
-              <w:spacing w:after="0"/>
+              <w:spacing w:after="0" w:line="240" w:lineRule="auto"/>
               <w:jc w:val="center"/>
             </w:pPr>
             <w:r>
@@ -1492,7 +1492,7 @@
           </w:tcPr>
           <w:p>
             <w:pPr>
-              <w:spacing w:after="0" w:line="260"/>
+              <w:spacing w:after="0" w:line="250" w:lineRule="exact"/>
             </w:pPr>
             <w:r>
               <w:rPr>
@@ -1548,7 +1548,7 @@
           </w:tcPr>
           <w:p>
             <w:pPr>
-              <w:spacing w:after="0" w:line="260"/>
+              <w:spacing w:after="0" w:line="250" w:lineRule="exact"/>
             </w:pPr>
             <w:r>
               <w:rPr>
@@ -1582,7 +1582,7 @@
           </w:tcPr>
           <w:p>
             <w:pPr>
-              <w:spacing w:after="0" w:line="260"/>
+              <w:spacing w:after="0" w:line="250" w:lineRule="exact"/>
             </w:pPr>
             <w:r>
               <w:rPr>
@@ -1636,7 +1636,7 @@
           </w:tcPr>
           <w:p>
             <w:pPr>
-              <w:spacing w:after="0" w:line="260"/>
+              <w:spacing w:after="0" w:line="250" w:lineRule="exact"/>
             </w:pPr>
             <w:r>
               <w:rPr>
@@ -1670,7 +1670,7 @@
           </w:tcPr>
           <w:p>
             <w:pPr>
-              <w:spacing w:after="0" w:line="260"/>
+              <w:spacing w:after="0" w:line="250" w:lineRule="exact"/>
             </w:pPr>
             <w:r>
               <w:rPr>
@@ -1732,7 +1732,7 @@
           </w:tcPr>
           <w:p>
             <w:pPr>
-              <w:spacing w:after="0" w:line="260"/>
+              <w:spacing w:after="0" w:line="250" w:lineRule="exact"/>
             </w:pPr>
             <w:r>
               <w:rPr>
@@ -1766,7 +1766,7 @@
           </w:tcPr>
           <w:p>
             <w:pPr>
-              <w:spacing w:after="0" w:line="260"/>
+              <w:spacing w:after="0" w:line="250" w:lineRule="exact"/>
             </w:pPr>
             <w:r>
               <w:rPr>
@@ -1811,7 +1811,7 @@
           </w:tcPr>
           <w:p>
             <w:pPr>
-              <w:spacing w:after="0" w:line="260"/>
+              <w:spacing w:after="0" w:line="250" w:lineRule="exact"/>
             </w:pPr>
             <w:r>
               <w:rPr>
@@ -1845,7 +1845,7 @@
           </w:tcPr>
           <w:p>
             <w:pPr>
-              <w:spacing w:after="0" w:line="260"/>
+              <w:spacing w:after="0" w:line="250" w:lineRule="exact"/>
             </w:pPr>
             <w:r>
               <w:rPr>
@@ -1891,7 +1891,7 @@
           </w:tcPr>
           <w:p>
             <w:pPr>
-              <w:spacing w:after="0" w:line="260"/>
+              <w:spacing w:after="0" w:line="250" w:lineRule="exact"/>
             </w:pPr>
             <w:r>
               <w:rPr>
@@ -1925,7 +1925,7 @@
           </w:tcPr>
           <w:p>
             <w:pPr>
-              <w:spacing w:after="0" w:line="260"/>
+              <w:spacing w:after="0" w:line="250" w:lineRule="exact"/>
             </w:pPr>
             <w:r>
               <w:rPr>
@@ -1945,7 +1945,7 @@
           <w:bottom w:val="single" w:color="BFBFBF" w:sz="4" w:space="2"/>
           <w:left w:val="single" w:color="1F4E79" w:sz="24" w:space="6"/>
         </w:pBdr>
-        <w:spacing w:after="50" w:before="100"/>
+        <w:spacing w:after="40" w:before="80" w:line="310" w:lineRule="exact"/>
       </w:pPr>
       <w:r>
         <w:rPr>
@@ -1961,7 +1961,7 @@
     </w:p>
     <w:p>
       <w:pPr>
-        <w:spacing w:after="40" w:line="276"/>
+        <w:spacing w:after="30" w:line="250" w:lineRule="exact"/>
       </w:pPr>
       <w:r>
         <w:rPr>
@@ -1974,7 +1974,7 @@
     </w:p>
     <w:p>
       <w:pPr>
-        <w:spacing w:after="40" w:line="276"/>
+        <w:spacing w:after="30" w:line="250" w:lineRule="exact"/>
       </w:pPr>
       <w:r>
         <w:rPr>

--- a/勉強会提案書_結いのこころ.docx
+++ b/勉強会提案書_結いのこころ.docx
@@ -56,7 +56,7 @@
           <w:sz w:val="19"/>
           <w:szCs w:val="19"/>
         </w:rPr>
-        <w:t xml:space="preserve">【ご提案者】【氏名】</w:t>
+        <w:t xml:space="preserve">ご提案者　小野 健汰</w:t>
       </w:r>
     </w:p>
     <w:p>
@@ -1502,7 +1502,15 @@
                 <w:sz w:val="22"/>
                 <w:szCs w:val="22"/>
               </w:rPr>
-              <w:t xml:space="preserve">【氏名】</w:t>
+              <w:t xml:space="preserve">小野 健汰</w:t>
+            </w:r>
+            <w:r>
+              <w:rPr>
+                <w:rFonts w:ascii="Yu Gothic" w:eastAsia="Yu Gothic" w:hAnsi="Yu Gothic"/>
+                <w:sz w:val="17"/>
+                <w:szCs w:val="17"/>
+              </w:rPr>
+              <w:t xml:space="preserve">（おの けんた）</w:t>
             </w:r>
             <w:r>
               <w:rPr>
@@ -1590,16 +1598,7 @@
                 <w:sz w:val="18"/>
                 <w:szCs w:val="18"/>
               </w:rPr>
-              <w:t xml:space="preserve">看護師／保健師／介護支援専門員（ケアマネジャー）／ファイナンシャルプランナー</w:t>
-            </w:r>
-            <w:r>
-              <w:rPr>
-                <w:rFonts w:ascii="Yu Gothic" w:eastAsia="Yu Gothic" w:hAnsi="Yu Gothic"/>
-                <w:color w:val="595959"/>
-                <w:sz w:val="18"/>
-                <w:szCs w:val="18"/>
-              </w:rPr>
-              <w:t xml:space="preserve">【FP資格名・級】</w:t>
+              <w:t xml:space="preserve">看護師／保健師／介護支援専門員（ケアマネジャー）／相続診断士／ファイナンシャルプランナー2級／住宅ローンアドバイザー／こどものお金先生</w:t>
             </w:r>
           </w:p>
         </w:tc>
@@ -1774,7 +1773,7 @@
                 <w:sz w:val="18"/>
                 <w:szCs w:val="18"/>
               </w:rPr>
-              <w:t xml:space="preserve">医療・介護とお金、社会保障制度、ライフプランニング、保険・資産形成</w:t>
+              <w:t xml:space="preserve">医療・介護とお金、社会保障制度、相続、住宅ローン、こどものお金、ライフプランニング、保険・資産形成</w:t>
             </w:r>
           </w:p>
         </w:tc>

--- a/勉強会提案書_結いのこころ.docx
+++ b/勉強会提案書_結いのこころ.docx
@@ -1598,7 +1598,7 @@
                 <w:sz w:val="18"/>
                 <w:szCs w:val="18"/>
               </w:rPr>
-              <w:t xml:space="preserve">看護師／保健師／介護支援専門員（ケアマネジャー）／相続診断士／ファイナンシャルプランナー2級／住宅ローンアドバイザー／こどものお金先生</w:t>
+              <w:t xml:space="preserve">看護師／保健師／介護支援専門員（ケアマネジャー）／相続診断士／2級ファイナンシャル・プランニング技能士／住宅ローンアドバイザー／こどものお金先生</w:t>
             </w:r>
           </w:p>
         </w:tc>
